--- a/Supplementary Materials/S5.Data Extraction Form.docx
+++ b/Supplementary Materials/S5.Data Extraction Form.docx
@@ -12,7 +12,6 @@
           <w:szCs w:val="32"/>
         </w:rPr>
       </w:pPr>
-      <w:proofErr w:type="spellStart"/>
       <w:r>
         <w:rPr>
           <w:rFonts w:ascii="Times New Roman" w:hAnsi="Times New Roman" w:cs="Times New Roman"/>
@@ -21,18 +20,7 @@
           <w:sz w:val="32"/>
           <w:szCs w:val="32"/>
         </w:rPr>
-        <w:t>S5</w:t>
-      </w:r>
-      <w:proofErr w:type="spellEnd"/>
-      <w:r>
-        <w:rPr>
-          <w:rFonts w:ascii="Times New Roman" w:hAnsi="Times New Roman" w:cs="Times New Roman"/>
-          <w:b/>
-          <w:bCs/>
-          <w:sz w:val="32"/>
-          <w:szCs w:val="32"/>
-        </w:rPr>
-        <w:t>. Data Extraction Form</w:t>
+        <w:t>S5. Data Extraction Form</w:t>
       </w:r>
     </w:p>
     <w:p>
@@ -42,49 +30,38 @@
       <w:r>
         <w:t xml:space="preserve">The dataset used for synthesis/meta-analysis was stored in the </w:t>
       </w:r>
-      <w:proofErr w:type="spellStart"/>
-      <w:r>
-        <w:rPr>
-          <w:i/>
-          <w:iCs/>
-        </w:rPr>
-        <w:t>S6.Framework_elements</w:t>
-      </w:r>
-      <w:proofErr w:type="spellEnd"/>
+      <w:r>
+        <w:rPr>
+          <w:i/>
+          <w:iCs/>
+        </w:rPr>
+        <w:t>S</w:t>
+      </w:r>
+      <w:proofErr w:type="gramStart"/>
+      <w:r>
+        <w:rPr>
+          <w:i/>
+          <w:iCs/>
+        </w:rPr>
+        <w:t>6.Framework</w:t>
+      </w:r>
+      <w:proofErr w:type="gramEnd"/>
+      <w:r>
+        <w:rPr>
+          <w:i/>
+          <w:iCs/>
+        </w:rPr>
+        <w:t>_elements</w:t>
+      </w:r>
       <w:r>
         <w:t xml:space="preserve"> sheet of the </w:t>
       </w:r>
-      <w:proofErr w:type="spellStart"/>
-      <w:r>
-        <w:rPr>
-          <w:i/>
-          <w:iCs/>
-        </w:rPr>
-        <w:t>S6</w:t>
-      </w:r>
-      <w:proofErr w:type="spellEnd"/>
-      <w:r>
-        <w:rPr>
-          <w:i/>
-          <w:iCs/>
-        </w:rPr>
-        <w:t xml:space="preserve"> (</w:t>
-      </w:r>
-      <w:proofErr w:type="spellStart"/>
-      <w:r>
-        <w:rPr>
-          <w:i/>
-          <w:iCs/>
-        </w:rPr>
-        <w:t>Extracted_Data</w:t>
-      </w:r>
-      <w:proofErr w:type="spellEnd"/>
-      <w:r>
-        <w:rPr>
-          <w:i/>
-          <w:iCs/>
-        </w:rPr>
-        <w:t>).xlsx</w:t>
+      <w:r>
+        <w:rPr>
+          <w:i/>
+          <w:iCs/>
+        </w:rPr>
+        <w:t>S6 (Extracted_Data).xlsx</w:t>
       </w:r>
       <w:r>
         <w:t xml:space="preserve"> file.</w:t>
@@ -98,13 +75,28 @@
       <w:r>
         <w:t xml:space="preserve">The </w:t>
       </w:r>
-      <w:proofErr w:type="spellStart"/>
-      <w:r>
-        <w:rPr>
-          <w:i/>
-          <w:iCs/>
-        </w:rPr>
-        <w:t>S6.ABCE_</w:t>
+      <w:r>
+        <w:rPr>
+          <w:i/>
+          <w:iCs/>
+        </w:rPr>
+        <w:t>S</w:t>
+      </w:r>
+      <w:proofErr w:type="gramStart"/>
+      <w:r>
+        <w:rPr>
+          <w:i/>
+          <w:iCs/>
+        </w:rPr>
+        <w:t>6.ABCE</w:t>
+      </w:r>
+      <w:proofErr w:type="gramEnd"/>
+      <w:r>
+        <w:rPr>
+          <w:i/>
+          <w:iCs/>
+        </w:rPr>
+        <w:t>_</w:t>
       </w:r>
       <w:r>
         <w:rPr>
@@ -113,7 +105,6 @@
         </w:rPr>
         <w:t>Criteria_Keywords</w:t>
       </w:r>
-      <w:proofErr w:type="spellEnd"/>
       <w:r>
         <w:rPr>
           <w:rFonts w:hint="eastAsia"/>
@@ -125,15 +116,29 @@
       <w:r>
         <w:t xml:space="preserve">and </w:t>
       </w:r>
-      <w:proofErr w:type="spellStart"/>
-      <w:r>
-        <w:rPr>
-          <w:i/>
-          <w:iCs/>
-        </w:rPr>
-        <w:t>S6.ABCE_Result</w:t>
-      </w:r>
-      <w:proofErr w:type="spellEnd"/>
+      <w:r>
+        <w:rPr>
+          <w:i/>
+          <w:iCs/>
+        </w:rPr>
+        <w:t>S</w:t>
+      </w:r>
+      <w:proofErr w:type="gramStart"/>
+      <w:r>
+        <w:rPr>
+          <w:i/>
+          <w:iCs/>
+        </w:rPr>
+        <w:t>6.ABCE</w:t>
+      </w:r>
+      <w:proofErr w:type="gramEnd"/>
+      <w:r>
+        <w:rPr>
+          <w:i/>
+          <w:iCs/>
+        </w:rPr>
+        <w:t>_Result</w:t>
+      </w:r>
       <w:r>
         <w:t xml:space="preserve"> sheets</w:t>
       </w:r>
@@ -143,104 +148,129 @@
         </w:rPr>
         <w:t xml:space="preserve"> in the </w:t>
       </w:r>
-      <w:proofErr w:type="spellStart"/>
-      <w:r>
-        <w:rPr>
-          <w:i/>
-          <w:iCs/>
-        </w:rPr>
-        <w:t>S6.Extracted</w:t>
-      </w:r>
-      <w:proofErr w:type="spellEnd"/>
-      <w:r>
-        <w:rPr>
+      <w:r>
+        <w:rPr>
+          <w:i/>
+          <w:iCs/>
+        </w:rPr>
+        <w:t>S</w:t>
+      </w:r>
+      <w:proofErr w:type="gramStart"/>
+      <w:r>
+        <w:rPr>
+          <w:i/>
+          <w:iCs/>
+        </w:rPr>
+        <w:t>6.Extracted</w:t>
+      </w:r>
+      <w:proofErr w:type="gramEnd"/>
+      <w:r>
+        <w:rPr>
+          <w:i/>
+          <w:iCs/>
+        </w:rPr>
+        <w:t xml:space="preserve"> Dataset</w:t>
+      </w:r>
+      <w:r>
+        <w:rPr>
+          <w:rFonts w:hint="eastAsia"/>
+          <w:i/>
+          <w:iCs/>
+        </w:rPr>
+        <w:t>.xlsx</w:t>
+      </w:r>
+      <w:r>
+        <w:rPr>
+          <w:rFonts w:hint="eastAsia"/>
+        </w:rPr>
+        <w:t xml:space="preserve"> file</w:t>
+      </w:r>
+      <w:r>
+        <w:t xml:space="preserve"> respectively contain the ABCE criteria keywords and their corresponding analysis outputs. Likewise, the </w:t>
+      </w:r>
+      <w:r>
+        <w:rPr>
+          <w:i/>
+          <w:iCs/>
+        </w:rPr>
+        <w:t>S</w:t>
+      </w:r>
+      <w:proofErr w:type="gramStart"/>
+      <w:r>
+        <w:rPr>
+          <w:i/>
+          <w:iCs/>
+        </w:rPr>
+        <w:t>6.UNESCO</w:t>
+      </w:r>
+      <w:proofErr w:type="gramEnd"/>
+      <w:r>
+        <w:rPr>
+          <w:i/>
+          <w:iCs/>
+        </w:rPr>
+        <w:t>_</w:t>
+      </w:r>
+      <w:r>
+        <w:rPr>
+          <w:i/>
+          <w:iCs/>
+        </w:rPr>
+        <w:t>Criteria_Keywords</w:t>
+      </w:r>
+      <w:r>
+        <w:rPr>
+          <w:rFonts w:hint="eastAsia"/>
           <w:i/>
           <w:iCs/>
         </w:rPr>
         <w:t xml:space="preserve"> </w:t>
       </w:r>
-      <w:proofErr w:type="spellStart"/>
-      <w:r>
-        <w:rPr>
-          <w:i/>
-          <w:iCs/>
-        </w:rPr>
-        <w:t>Dataset</w:t>
-      </w:r>
-      <w:r>
-        <w:rPr>
-          <w:rFonts w:hint="eastAsia"/>
-          <w:i/>
-          <w:iCs/>
-        </w:rPr>
-        <w:t>.xlsx</w:t>
-      </w:r>
-      <w:proofErr w:type="spellEnd"/>
-      <w:r>
-        <w:rPr>
-          <w:rFonts w:hint="eastAsia"/>
-        </w:rPr>
-        <w:t xml:space="preserve"> file</w:t>
-      </w:r>
-      <w:r>
-        <w:t xml:space="preserve"> respectively contain the </w:t>
-      </w:r>
-      <w:proofErr w:type="spellStart"/>
-      <w:r>
-        <w:t>ABCE</w:t>
-      </w:r>
-      <w:proofErr w:type="spellEnd"/>
-      <w:r>
-        <w:t xml:space="preserve"> criteria keywords and their corresponding analysis outputs. Likewise, the </w:t>
-      </w:r>
-      <w:proofErr w:type="spellStart"/>
-      <w:r>
-        <w:rPr>
-          <w:i/>
-          <w:iCs/>
-        </w:rPr>
-        <w:t>S6.UNESCO_</w:t>
-      </w:r>
-      <w:r>
-        <w:rPr>
-          <w:i/>
-          <w:iCs/>
-        </w:rPr>
-        <w:t>Criteria_Keywords</w:t>
-      </w:r>
-      <w:proofErr w:type="spellEnd"/>
-      <w:r>
-        <w:rPr>
-          <w:rFonts w:hint="eastAsia"/>
-          <w:i/>
-          <w:iCs/>
-        </w:rPr>
-        <w:t xml:space="preserve"> </w:t>
-      </w:r>
       <w:r>
         <w:t xml:space="preserve">and </w:t>
       </w:r>
-      <w:proofErr w:type="spellStart"/>
-      <w:r>
-        <w:rPr>
-          <w:i/>
-          <w:iCs/>
-        </w:rPr>
-        <w:t>S6.UNESCO_Result</w:t>
-      </w:r>
-      <w:proofErr w:type="spellEnd"/>
+      <w:r>
+        <w:rPr>
+          <w:i/>
+          <w:iCs/>
+        </w:rPr>
+        <w:t>S</w:t>
+      </w:r>
+      <w:proofErr w:type="gramStart"/>
+      <w:r>
+        <w:rPr>
+          <w:i/>
+          <w:iCs/>
+        </w:rPr>
+        <w:t>6.UNESCO</w:t>
+      </w:r>
+      <w:proofErr w:type="gramEnd"/>
+      <w:r>
+        <w:rPr>
+          <w:i/>
+          <w:iCs/>
+        </w:rPr>
+        <w:t>_Result</w:t>
+      </w:r>
       <w:r>
         <w:t xml:space="preserve"> sheets present the UNESCO criteria keywords and results. The </w:t>
       </w:r>
-      <w:proofErr w:type="spellStart"/>
-      <w:r>
-        <w:rPr>
-          <w:i/>
-          <w:iCs/>
-        </w:rPr>
-        <w:t>S6.ABCE</w:t>
-      </w:r>
-      <w:proofErr w:type="spellEnd"/>
+      <w:r>
+        <w:rPr>
+          <w:i/>
+          <w:iCs/>
+        </w:rPr>
+        <w:t>S</w:t>
+      </w:r>
+      <w:proofErr w:type="gramStart"/>
+      <w:r>
+        <w:rPr>
+          <w:i/>
+          <w:iCs/>
+        </w:rPr>
+        <w:t>6.ABCE</w:t>
+      </w:r>
+      <w:proofErr w:type="gramEnd"/>
       <w:r>
         <w:rPr>
           <w:i/>
@@ -269,15 +299,22 @@
       <w:r>
         <w:t xml:space="preserve"> field of the </w:t>
       </w:r>
-      <w:proofErr w:type="spellStart"/>
-      <w:r>
-        <w:rPr>
-          <w:i/>
-          <w:iCs/>
-        </w:rPr>
-        <w:t>S4.Screening</w:t>
-      </w:r>
-      <w:proofErr w:type="spellEnd"/>
+      <w:r>
+        <w:rPr>
+          <w:i/>
+          <w:iCs/>
+        </w:rPr>
+        <w:t>S</w:t>
+      </w:r>
+      <w:proofErr w:type="gramStart"/>
+      <w:r>
+        <w:rPr>
+          <w:i/>
+          <w:iCs/>
+        </w:rPr>
+        <w:t>4.Screening</w:t>
+      </w:r>
+      <w:proofErr w:type="gramEnd"/>
       <w:r>
         <w:rPr>
           <w:i/>
@@ -288,29 +325,28 @@
       <w:r>
         <w:t xml:space="preserve"> sheet in </w:t>
       </w:r>
-      <w:proofErr w:type="spellStart"/>
-      <w:r>
-        <w:rPr>
-          <w:i/>
-          <w:iCs/>
-        </w:rPr>
-        <w:t>S4.Screening</w:t>
-      </w:r>
-      <w:proofErr w:type="spellEnd"/>
-      <w:r>
-        <w:rPr>
-          <w:i/>
-          <w:iCs/>
-        </w:rPr>
-        <w:t xml:space="preserve"> </w:t>
-      </w:r>
-      <w:proofErr w:type="spellStart"/>
-      <w:r>
-        <w:rPr>
-          <w:i/>
-          <w:iCs/>
-        </w:rPr>
-        <w:t>Logs</w:t>
+      <w:r>
+        <w:rPr>
+          <w:i/>
+          <w:iCs/>
+        </w:rPr>
+        <w:t>S</w:t>
+      </w:r>
+      <w:proofErr w:type="gramStart"/>
+      <w:r>
+        <w:rPr>
+          <w:i/>
+          <w:iCs/>
+        </w:rPr>
+        <w:t>4.Screening</w:t>
+      </w:r>
+      <w:proofErr w:type="gramEnd"/>
+      <w:r>
+        <w:rPr>
+          <w:i/>
+          <w:iCs/>
+        </w:rPr>
+        <w:t xml:space="preserve"> Logs</w:t>
       </w:r>
       <w:r>
         <w:rPr>
@@ -320,9 +356,8 @@
         </w:rPr>
         <w:t>.xlsx</w:t>
       </w:r>
-      <w:proofErr w:type="spellEnd"/>
-      <w:r>
-        <w:t xml:space="preserve"> File. The second screening applied a scope check, recorded in the </w:t>
+      <w:r>
+        <w:t xml:space="preserve">. The second screening applied a scope check, recorded in the </w:t>
       </w:r>
       <w:r>
         <w:rPr>
@@ -387,7 +422,7 @@
           <w:noProof/>
         </w:rPr>
         <w:drawing>
-          <wp:inline distT="0" distB="0" distL="0" distR="0" wp14:anchorId="430A9073" wp14:editId="6A4F771B">
+          <wp:inline distT="0" distB="0" distL="0" distR="0" wp14:anchorId="430A9073" wp14:editId="28C37A05">
             <wp:extent cx="6120000" cy="1972156"/>
             <wp:effectExtent l="0" t="0" r="0" b="9525"/>
             <wp:docPr id="1905904517" name="그림 1"/>
@@ -455,24 +490,14 @@
           <w:b/>
           <w:bCs/>
         </w:rPr>
-        <w:t xml:space="preserve"> </w:t>
-      </w:r>
-      <w:proofErr w:type="spellStart"/>
+        <w:t xml:space="preserve"> S5.1</w:t>
+      </w:r>
       <w:r>
         <w:rPr>
           <w:rFonts w:hint="eastAsia"/>
           <w:b/>
           <w:bCs/>
         </w:rPr>
-        <w:t>S5.1</w:t>
-      </w:r>
-      <w:proofErr w:type="spellEnd"/>
-      <w:r>
-        <w:rPr>
-          <w:rFonts w:hint="eastAsia"/>
-          <w:b/>
-          <w:bCs/>
-        </w:rPr>
         <w:t>:</w:t>
       </w:r>
       <w:r>
@@ -481,15 +506,22 @@
         </w:rPr>
         <w:t xml:space="preserve"> </w:t>
       </w:r>
-      <w:proofErr w:type="spellStart"/>
-      <w:r>
-        <w:rPr>
-          <w:i/>
-          <w:iCs/>
-        </w:rPr>
-        <w:t>S4.Screening</w:t>
-      </w:r>
-      <w:proofErr w:type="spellEnd"/>
+      <w:r>
+        <w:rPr>
+          <w:i/>
+          <w:iCs/>
+        </w:rPr>
+        <w:t>S</w:t>
+      </w:r>
+      <w:proofErr w:type="gramStart"/>
+      <w:r>
+        <w:rPr>
+          <w:i/>
+          <w:iCs/>
+        </w:rPr>
+        <w:t>4.Screening</w:t>
+      </w:r>
+      <w:proofErr w:type="gramEnd"/>
       <w:r>
         <w:rPr>
           <w:i/>
@@ -500,41 +532,39 @@
       <w:r>
         <w:t xml:space="preserve"> sheet in </w:t>
       </w:r>
-      <w:proofErr w:type="spellStart"/>
-      <w:r>
-        <w:rPr>
-          <w:i/>
-          <w:iCs/>
-        </w:rPr>
-        <w:t>S4.Screening</w:t>
-      </w:r>
-      <w:proofErr w:type="spellEnd"/>
-      <w:r>
-        <w:rPr>
-          <w:i/>
-          <w:iCs/>
-        </w:rPr>
+      <w:r>
+        <w:rPr>
+          <w:i/>
+          <w:iCs/>
+        </w:rPr>
+        <w:t>S</w:t>
+      </w:r>
+      <w:proofErr w:type="gramStart"/>
+      <w:r>
+        <w:rPr>
+          <w:i/>
+          <w:iCs/>
+        </w:rPr>
+        <w:t>4.Screening</w:t>
+      </w:r>
+      <w:proofErr w:type="gramEnd"/>
+      <w:r>
+        <w:rPr>
+          <w:i/>
+          <w:iCs/>
+        </w:rPr>
+        <w:t xml:space="preserve"> Logs</w:t>
+      </w:r>
+      <w:r>
+        <w:rPr>
+          <w:rFonts w:hint="eastAsia"/>
+          <w:i/>
+          <w:iCs/>
+        </w:rPr>
+        <w:t>.xlsx</w:t>
+      </w:r>
+      <w:r>
         <w:t xml:space="preserve"> </w:t>
-      </w:r>
-      <w:proofErr w:type="spellStart"/>
-      <w:r>
-        <w:rPr>
-          <w:i/>
-          <w:iCs/>
-        </w:rPr>
-        <w:t>Logs</w:t>
-      </w:r>
-      <w:r>
-        <w:rPr>
-          <w:rFonts w:hint="eastAsia"/>
-          <w:i/>
-          <w:iCs/>
-        </w:rPr>
-        <w:t>.xlsx</w:t>
-      </w:r>
-      <w:proofErr w:type="spellEnd"/>
-      <w:r>
-        <w:t xml:space="preserve"> File</w:t>
       </w:r>
     </w:p>
     <w:p>
@@ -547,17 +577,32 @@
         <w:pStyle w:val="RESPLETTER"/>
       </w:pPr>
       <w:r>
-        <w:t xml:space="preserve">The final results were recorded in the </w:t>
-      </w:r>
-      <w:proofErr w:type="spellStart"/>
-      <w:r>
-        <w:rPr>
-          <w:i/>
-          <w:iCs/>
-        </w:rPr>
-        <w:t>S6.ABCE</w:t>
-      </w:r>
-      <w:proofErr w:type="spellEnd"/>
+        <w:t xml:space="preserve">The </w:t>
+      </w:r>
+      <w:proofErr w:type="gramStart"/>
+      <w:r>
+        <w:t>final results</w:t>
+      </w:r>
+      <w:proofErr w:type="gramEnd"/>
+      <w:r>
+        <w:t xml:space="preserve"> were recorded in the </w:t>
+      </w:r>
+      <w:r>
+        <w:rPr>
+          <w:i/>
+          <w:iCs/>
+        </w:rPr>
+        <w:t>S</w:t>
+      </w:r>
+      <w:proofErr w:type="gramStart"/>
+      <w:r>
+        <w:rPr>
+          <w:i/>
+          <w:iCs/>
+        </w:rPr>
+        <w:t>6.ABCE</w:t>
+      </w:r>
+      <w:proofErr w:type="gramEnd"/>
       <w:r>
         <w:rPr>
           <w:i/>
@@ -568,29 +613,28 @@
       <w:r>
         <w:t xml:space="preserve"> sheet and submitted as Supplementary File </w:t>
       </w:r>
-      <w:proofErr w:type="spellStart"/>
-      <w:r>
-        <w:rPr>
-          <w:i/>
-          <w:iCs/>
-        </w:rPr>
-        <w:t>S6.Extracted</w:t>
-      </w:r>
-      <w:proofErr w:type="spellEnd"/>
-      <w:r>
-        <w:rPr>
-          <w:i/>
-          <w:iCs/>
-        </w:rPr>
-        <w:t xml:space="preserve"> </w:t>
-      </w:r>
-      <w:proofErr w:type="spellStart"/>
-      <w:r>
-        <w:rPr>
-          <w:i/>
-          <w:iCs/>
-        </w:rPr>
-        <w:t>Dataset</w:t>
+      <w:r>
+        <w:rPr>
+          <w:i/>
+          <w:iCs/>
+        </w:rPr>
+        <w:t>S</w:t>
+      </w:r>
+      <w:proofErr w:type="gramStart"/>
+      <w:r>
+        <w:rPr>
+          <w:i/>
+          <w:iCs/>
+        </w:rPr>
+        <w:t>6.Extracted</w:t>
+      </w:r>
+      <w:proofErr w:type="gramEnd"/>
+      <w:r>
+        <w:rPr>
+          <w:i/>
+          <w:iCs/>
+        </w:rPr>
+        <w:t xml:space="preserve"> Dataset</w:t>
       </w:r>
       <w:r>
         <w:rPr>
@@ -600,33 +644,31 @@
         </w:rPr>
         <w:t>.xlsx</w:t>
       </w:r>
-      <w:proofErr w:type="spellEnd"/>
       <w:r>
         <w:t xml:space="preserve">. All related materials, including </w:t>
       </w:r>
-      <w:proofErr w:type="spellStart"/>
-      <w:r>
-        <w:rPr>
-          <w:i/>
-          <w:iCs/>
-        </w:rPr>
-        <w:t>S4.Screening</w:t>
-      </w:r>
-      <w:proofErr w:type="spellEnd"/>
-      <w:r>
-        <w:rPr>
-          <w:i/>
-          <w:iCs/>
-        </w:rPr>
-        <w:t xml:space="preserve"> </w:t>
-      </w:r>
-      <w:proofErr w:type="spellStart"/>
-      <w:r>
-        <w:rPr>
-          <w:i/>
-          <w:iCs/>
-        </w:rPr>
-        <w:t>Logs</w:t>
+      <w:r>
+        <w:rPr>
+          <w:i/>
+          <w:iCs/>
+        </w:rPr>
+        <w:t>S</w:t>
+      </w:r>
+      <w:proofErr w:type="gramStart"/>
+      <w:r>
+        <w:rPr>
+          <w:i/>
+          <w:iCs/>
+        </w:rPr>
+        <w:t>4.Screening</w:t>
+      </w:r>
+      <w:proofErr w:type="gramEnd"/>
+      <w:r>
+        <w:rPr>
+          <w:i/>
+          <w:iCs/>
+        </w:rPr>
+        <w:t xml:space="preserve"> Logs</w:t>
       </w:r>
       <w:r>
         <w:rPr>
@@ -636,33 +678,31 @@
         </w:rPr>
         <w:t>.xlsx</w:t>
       </w:r>
-      <w:proofErr w:type="spellEnd"/>
       <w:r>
         <w:t xml:space="preserve"> and </w:t>
       </w:r>
-      <w:proofErr w:type="spellStart"/>
-      <w:r>
-        <w:rPr>
-          <w:i/>
-          <w:iCs/>
-        </w:rPr>
-        <w:t>S6.Extracted</w:t>
-      </w:r>
-      <w:proofErr w:type="spellEnd"/>
-      <w:r>
-        <w:rPr>
-          <w:i/>
-          <w:iCs/>
-        </w:rPr>
-        <w:t xml:space="preserve"> </w:t>
-      </w:r>
-      <w:proofErr w:type="spellStart"/>
-      <w:r>
-        <w:rPr>
-          <w:i/>
-          <w:iCs/>
-        </w:rPr>
-        <w:t>Dataset</w:t>
+      <w:r>
+        <w:rPr>
+          <w:i/>
+          <w:iCs/>
+        </w:rPr>
+        <w:t>S</w:t>
+      </w:r>
+      <w:proofErr w:type="gramStart"/>
+      <w:r>
+        <w:rPr>
+          <w:i/>
+          <w:iCs/>
+        </w:rPr>
+        <w:t>6.Extracted</w:t>
+      </w:r>
+      <w:proofErr w:type="gramEnd"/>
+      <w:r>
+        <w:rPr>
+          <w:i/>
+          <w:iCs/>
+        </w:rPr>
+        <w:t xml:space="preserve"> Dataset</w:t>
       </w:r>
       <w:r>
         <w:rPr>
@@ -672,7 +712,6 @@
         </w:rPr>
         <w:t>.xlsx</w:t>
       </w:r>
-      <w:proofErr w:type="spellEnd"/>
       <w:r>
         <w:t xml:space="preserve">, are consolidated in the </w:t>
       </w:r>
@@ -703,15 +742,22 @@
       <w:r>
         <w:t xml:space="preserve">The </w:t>
       </w:r>
-      <w:proofErr w:type="spellStart"/>
-      <w:r>
-        <w:rPr>
-          <w:i/>
-          <w:iCs/>
-        </w:rPr>
-        <w:t>S4.Screening</w:t>
-      </w:r>
-      <w:proofErr w:type="spellEnd"/>
+      <w:r>
+        <w:rPr>
+          <w:i/>
+          <w:iCs/>
+        </w:rPr>
+        <w:t>S</w:t>
+      </w:r>
+      <w:proofErr w:type="gramStart"/>
+      <w:r>
+        <w:rPr>
+          <w:i/>
+          <w:iCs/>
+        </w:rPr>
+        <w:t>4.Screening</w:t>
+      </w:r>
+      <w:proofErr w:type="gramEnd"/>
       <w:r>
         <w:rPr>
           <w:i/>
@@ -742,15 +788,22 @@
       <w:r>
         <w:t xml:space="preserve"> field in the </w:t>
       </w:r>
-      <w:proofErr w:type="spellStart"/>
-      <w:r>
-        <w:rPr>
-          <w:i/>
-          <w:iCs/>
-        </w:rPr>
-        <w:t>S4.Screening</w:t>
-      </w:r>
-      <w:proofErr w:type="spellEnd"/>
+      <w:r>
+        <w:rPr>
+          <w:i/>
+          <w:iCs/>
+        </w:rPr>
+        <w:t>S</w:t>
+      </w:r>
+      <w:proofErr w:type="gramStart"/>
+      <w:r>
+        <w:rPr>
+          <w:i/>
+          <w:iCs/>
+        </w:rPr>
+        <w:t>4.Screening</w:t>
+      </w:r>
+      <w:proofErr w:type="gramEnd"/>
       <w:r>
         <w:rPr>
           <w:i/>
@@ -777,7 +830,7 @@
           <w:noProof/>
         </w:rPr>
         <w:drawing>
-          <wp:inline distT="0" distB="0" distL="0" distR="0" wp14:anchorId="2578BA30" wp14:editId="6BAD16C5">
+          <wp:inline distT="0" distB="0" distL="0" distR="0" wp14:anchorId="2578BA30" wp14:editId="24FA134F">
             <wp:extent cx="6120000" cy="1974420"/>
             <wp:effectExtent l="0" t="0" r="0" b="6985"/>
             <wp:docPr id="496090259" name="그림 1"/>
@@ -845,24 +898,14 @@
           <w:b/>
           <w:bCs/>
         </w:rPr>
-        <w:t xml:space="preserve"> </w:t>
-      </w:r>
-      <w:proofErr w:type="spellStart"/>
+        <w:t xml:space="preserve"> S5.2</w:t>
+      </w:r>
       <w:r>
         <w:rPr>
           <w:rFonts w:hint="eastAsia"/>
           <w:b/>
           <w:bCs/>
         </w:rPr>
-        <w:t>S5.2</w:t>
-      </w:r>
-      <w:proofErr w:type="spellEnd"/>
-      <w:r>
-        <w:rPr>
-          <w:rFonts w:hint="eastAsia"/>
-          <w:b/>
-          <w:bCs/>
-        </w:rPr>
         <w:t>:</w:t>
       </w:r>
       <w:r>
@@ -871,15 +914,22 @@
         </w:rPr>
         <w:t xml:space="preserve"> </w:t>
       </w:r>
-      <w:proofErr w:type="spellStart"/>
-      <w:r>
-        <w:rPr>
-          <w:i/>
-          <w:iCs/>
-        </w:rPr>
-        <w:t>S4.Screening</w:t>
-      </w:r>
-      <w:proofErr w:type="spellEnd"/>
+      <w:r>
+        <w:rPr>
+          <w:i/>
+          <w:iCs/>
+        </w:rPr>
+        <w:t>S</w:t>
+      </w:r>
+      <w:proofErr w:type="gramStart"/>
+      <w:r>
+        <w:rPr>
+          <w:i/>
+          <w:iCs/>
+        </w:rPr>
+        <w:t>4.Screening</w:t>
+      </w:r>
+      <w:proofErr w:type="gramEnd"/>
       <w:r>
         <w:rPr>
           <w:i/>
@@ -890,41 +940,39 @@
       <w:r>
         <w:t xml:space="preserve"> sheet in </w:t>
       </w:r>
-      <w:proofErr w:type="spellStart"/>
-      <w:r>
-        <w:rPr>
-          <w:i/>
-          <w:iCs/>
-        </w:rPr>
-        <w:t>S4.Screening</w:t>
-      </w:r>
-      <w:proofErr w:type="spellEnd"/>
-      <w:r>
-        <w:rPr>
-          <w:i/>
-          <w:iCs/>
-        </w:rPr>
+      <w:r>
+        <w:rPr>
+          <w:i/>
+          <w:iCs/>
+        </w:rPr>
+        <w:t>S</w:t>
+      </w:r>
+      <w:proofErr w:type="gramStart"/>
+      <w:r>
+        <w:rPr>
+          <w:i/>
+          <w:iCs/>
+        </w:rPr>
+        <w:t>4.Screening</w:t>
+      </w:r>
+      <w:proofErr w:type="gramEnd"/>
+      <w:r>
+        <w:rPr>
+          <w:i/>
+          <w:iCs/>
+        </w:rPr>
+        <w:t xml:space="preserve"> Logs</w:t>
+      </w:r>
+      <w:r>
+        <w:rPr>
+          <w:rFonts w:hint="eastAsia"/>
+          <w:i/>
+          <w:iCs/>
+        </w:rPr>
+        <w:t>.xlsx</w:t>
+      </w:r>
+      <w:r>
         <w:t xml:space="preserve"> </w:t>
-      </w:r>
-      <w:proofErr w:type="spellStart"/>
-      <w:r>
-        <w:rPr>
-          <w:i/>
-          <w:iCs/>
-        </w:rPr>
-        <w:t>Logs</w:t>
-      </w:r>
-      <w:r>
-        <w:rPr>
-          <w:rFonts w:hint="eastAsia"/>
-          <w:i/>
-          <w:iCs/>
-        </w:rPr>
-        <w:t>.xlsx</w:t>
-      </w:r>
-      <w:proofErr w:type="spellEnd"/>
-      <w:r>
-        <w:t xml:space="preserve"> File</w:t>
       </w:r>
     </w:p>
     <w:p>
@@ -939,15 +987,22 @@
       <w:r>
         <w:t xml:space="preserve">The </w:t>
       </w:r>
-      <w:proofErr w:type="spellStart"/>
-      <w:r>
-        <w:rPr>
-          <w:i/>
-          <w:iCs/>
-        </w:rPr>
-        <w:t>S7.Evidence</w:t>
-      </w:r>
-      <w:proofErr w:type="spellEnd"/>
+      <w:r>
+        <w:rPr>
+          <w:i/>
+          <w:iCs/>
+        </w:rPr>
+        <w:t>S</w:t>
+      </w:r>
+      <w:proofErr w:type="gramStart"/>
+      <w:r>
+        <w:rPr>
+          <w:i/>
+          <w:iCs/>
+        </w:rPr>
+        <w:t>7.Evidence</w:t>
+      </w:r>
+      <w:proofErr w:type="gramEnd"/>
       <w:r>
         <w:rPr>
           <w:i/>
@@ -958,29 +1013,28 @@
       <w:r>
         <w:t xml:space="preserve"> sheet in Supplementary File </w:t>
       </w:r>
-      <w:proofErr w:type="spellStart"/>
-      <w:r>
-        <w:rPr>
-          <w:i/>
-          <w:iCs/>
-        </w:rPr>
-        <w:t>S7.Evidence</w:t>
-      </w:r>
-      <w:proofErr w:type="spellEnd"/>
-      <w:r>
-        <w:rPr>
-          <w:i/>
-          <w:iCs/>
-        </w:rPr>
-        <w:t xml:space="preserve"> </w:t>
-      </w:r>
-      <w:proofErr w:type="spellStart"/>
-      <w:r>
-        <w:rPr>
-          <w:i/>
-          <w:iCs/>
-        </w:rPr>
-        <w:t>Tables</w:t>
+      <w:r>
+        <w:rPr>
+          <w:i/>
+          <w:iCs/>
+        </w:rPr>
+        <w:t>S</w:t>
+      </w:r>
+      <w:proofErr w:type="gramStart"/>
+      <w:r>
+        <w:rPr>
+          <w:i/>
+          <w:iCs/>
+        </w:rPr>
+        <w:t>7.Evidence</w:t>
+      </w:r>
+      <w:proofErr w:type="gramEnd"/>
+      <w:r>
+        <w:rPr>
+          <w:i/>
+          <w:iCs/>
+        </w:rPr>
+        <w:t xml:space="preserve"> Tables</w:t>
       </w:r>
       <w:r>
         <w:rPr>
@@ -990,17 +1044,8 @@
         </w:rPr>
         <w:t>.xlsx</w:t>
       </w:r>
-      <w:proofErr w:type="spellEnd"/>
-      <w:r>
-        <w:t xml:space="preserve"> summarizes the results of the </w:t>
-      </w:r>
-      <w:proofErr w:type="spellStart"/>
-      <w:r>
-        <w:t>ABCE</w:t>
-      </w:r>
-      <w:proofErr w:type="spellEnd"/>
-      <w:r>
-        <w:t xml:space="preserve"> and </w:t>
+      <w:r>
+        <w:t xml:space="preserve"> summarizes the results of the ABCE and </w:t>
       </w:r>
       <w:r>
         <w:lastRenderedPageBreak/>
@@ -1031,15 +1076,22 @@
       <w:r>
         <w:t xml:space="preserve">All related materials, including </w:t>
       </w:r>
-      <w:proofErr w:type="spellStart"/>
-      <w:r>
-        <w:rPr>
-          <w:i/>
-          <w:iCs/>
-        </w:rPr>
-        <w:t>S7.Evidence</w:t>
-      </w:r>
-      <w:proofErr w:type="spellEnd"/>
+      <w:r>
+        <w:rPr>
+          <w:i/>
+          <w:iCs/>
+        </w:rPr>
+        <w:t>S</w:t>
+      </w:r>
+      <w:proofErr w:type="gramStart"/>
+      <w:r>
+        <w:rPr>
+          <w:i/>
+          <w:iCs/>
+        </w:rPr>
+        <w:t>7.Evidence</w:t>
+      </w:r>
+      <w:proofErr w:type="gramEnd"/>
       <w:r>
         <w:rPr>
           <w:i/>
@@ -1080,14 +1132,11 @@
         <w:pStyle w:val="RESPLETTER"/>
       </w:pPr>
       <w:r>
-        <w:rPr>
-          <w:noProof/>
-        </w:rPr>
         <w:drawing>
-          <wp:inline distT="0" distB="0" distL="0" distR="0" wp14:anchorId="575A527B" wp14:editId="4B2F2BB8">
-            <wp:extent cx="6629400" cy="701040"/>
-            <wp:effectExtent l="0" t="0" r="0" b="3810"/>
-            <wp:docPr id="1779367317" name="그림 2"/>
+          <wp:inline distT="0" distB="0" distL="0" distR="0" wp14:anchorId="645F748D" wp14:editId="13C1EB9B">
+            <wp:extent cx="6645910" cy="779780"/>
+            <wp:effectExtent l="0" t="0" r="2540" b="1270"/>
+            <wp:docPr id="854339832" name="그림 1"/>
             <wp:cNvGraphicFramePr>
               <a:graphicFrameLocks xmlns:a="http://schemas.openxmlformats.org/drawingml/2006/main" noChangeAspect="1"/>
             </wp:cNvGraphicFramePr>
@@ -1095,13 +1144,13 @@
               <a:graphicData uri="http://schemas.openxmlformats.org/drawingml/2006/picture">
                 <pic:pic xmlns:pic="http://schemas.openxmlformats.org/drawingml/2006/picture">
                   <pic:nvPicPr>
-                    <pic:cNvPr id="0" name="Picture 2"/>
+                    <pic:cNvPr id="0" name="Picture 1"/>
                     <pic:cNvPicPr>
                       <a:picLocks noChangeAspect="1" noChangeArrowheads="1"/>
                     </pic:cNvPicPr>
                   </pic:nvPicPr>
                   <pic:blipFill>
-                    <a:blip r:embed="rId9" cstate="print">
+                    <a:blip r:embed="rId9">
                       <a:extLst>
                         <a:ext uri="{28A0092B-C50C-407E-A947-70E740481C1C}">
                           <a14:useLocalDpi xmlns:a14="http://schemas.microsoft.com/office/drawing/2010/main" val="0"/>
@@ -1116,7 +1165,7 @@
                   <pic:spPr bwMode="auto">
                     <a:xfrm>
                       <a:off x="0" y="0"/>
-                      <a:ext cx="6629400" cy="701040"/>
+                      <a:ext cx="6645910" cy="779780"/>
                     </a:xfrm>
                     <a:prstGeom prst="rect">
                       <a:avLst/>
@@ -1152,24 +1201,14 @@
           <w:b/>
           <w:bCs/>
         </w:rPr>
-        <w:t xml:space="preserve"> </w:t>
-      </w:r>
-      <w:proofErr w:type="spellStart"/>
+        <w:t xml:space="preserve"> S5.3</w:t>
+      </w:r>
       <w:r>
         <w:rPr>
           <w:rFonts w:hint="eastAsia"/>
           <w:b/>
           <w:bCs/>
         </w:rPr>
-        <w:t>S5.3</w:t>
-      </w:r>
-      <w:proofErr w:type="spellEnd"/>
-      <w:r>
-        <w:rPr>
-          <w:rFonts w:hint="eastAsia"/>
-          <w:b/>
-          <w:bCs/>
-        </w:rPr>
         <w:t>:</w:t>
       </w:r>
       <w:r>
@@ -1191,13 +1230,28 @@
       <w:r>
         <w:t xml:space="preserve">The </w:t>
       </w:r>
-      <w:proofErr w:type="spellStart"/>
-      <w:r>
-        <w:rPr>
-          <w:i/>
-          <w:iCs/>
-        </w:rPr>
-        <w:t>S6.ABCE_</w:t>
+      <w:r>
+        <w:rPr>
+          <w:i/>
+          <w:iCs/>
+        </w:rPr>
+        <w:t>S</w:t>
+      </w:r>
+      <w:proofErr w:type="gramStart"/>
+      <w:r>
+        <w:rPr>
+          <w:i/>
+          <w:iCs/>
+        </w:rPr>
+        <w:t>6.ABCE</w:t>
+      </w:r>
+      <w:proofErr w:type="gramEnd"/>
+      <w:r>
+        <w:rPr>
+          <w:i/>
+          <w:iCs/>
+        </w:rPr>
+        <w:t>_</w:t>
       </w:r>
       <w:r>
         <w:rPr>
@@ -1206,7 +1260,6 @@
         </w:rPr>
         <w:t>Criteria_Keywords</w:t>
       </w:r>
-      <w:proofErr w:type="spellEnd"/>
       <w:r>
         <w:rPr>
           <w:rFonts w:hint="eastAsia"/>
@@ -1216,15 +1269,7 @@
         <w:t xml:space="preserve"> </w:t>
       </w:r>
       <w:r>
-        <w:t xml:space="preserve">sheet lists the criteria keywords extracted from </w:t>
-      </w:r>
-      <w:proofErr w:type="spellStart"/>
-      <w:r>
-        <w:t>ABCE</w:t>
-      </w:r>
-      <w:proofErr w:type="spellEnd"/>
-      <w:r>
-        <w:t xml:space="preserve">-related studies through expert qualitative </w:t>
+        <w:t xml:space="preserve">sheet lists the criteria keywords extracted from ABCE-related studies through expert qualitative </w:t>
       </w:r>
       <w:r>
         <w:rPr>
@@ -1244,17 +1289,14 @@
     <w:p>
       <w:pPr>
         <w:pStyle w:val="RESPLETTER"/>
-      </w:pPr>
-      <w:r>
-        <w:rPr>
-          <w:rFonts w:hint="eastAsia"/>
-          <w:noProof/>
-        </w:rPr>
+        <w:jc w:val="center"/>
+      </w:pPr>
+      <w:r>
         <w:drawing>
-          <wp:inline distT="0" distB="0" distL="0" distR="0" wp14:anchorId="71737815" wp14:editId="573DE72A">
-            <wp:extent cx="6637020" cy="2301240"/>
-            <wp:effectExtent l="0" t="0" r="0" b="3810"/>
-            <wp:docPr id="1813879849" name="그림 2"/>
+          <wp:inline distT="0" distB="0" distL="0" distR="0" wp14:anchorId="1BEEA297" wp14:editId="087D6E3D">
+            <wp:extent cx="5685389" cy="1975708"/>
+            <wp:effectExtent l="0" t="0" r="0" b="5715"/>
+            <wp:docPr id="1274255680" name="그림 1"/>
             <wp:cNvGraphicFramePr>
               <a:graphicFrameLocks xmlns:a="http://schemas.openxmlformats.org/drawingml/2006/main" noChangeAspect="1"/>
             </wp:cNvGraphicFramePr>
@@ -1262,13 +1304,548 @@
               <a:graphicData uri="http://schemas.openxmlformats.org/drawingml/2006/picture">
                 <pic:pic xmlns:pic="http://schemas.openxmlformats.org/drawingml/2006/picture">
                   <pic:nvPicPr>
-                    <pic:cNvPr id="0" name="Picture 2"/>
+                    <pic:cNvPr id="1274255680" name=""/>
+                    <pic:cNvPicPr/>
+                  </pic:nvPicPr>
+                  <pic:blipFill>
+                    <a:blip r:embed="rId10"/>
+                    <a:stretch>
+                      <a:fillRect/>
+                    </a:stretch>
+                  </pic:blipFill>
+                  <pic:spPr>
+                    <a:xfrm>
+                      <a:off x="0" y="0"/>
+                      <a:ext cx="5695355" cy="1979171"/>
+                    </a:xfrm>
+                    <a:prstGeom prst="rect">
+                      <a:avLst/>
+                    </a:prstGeom>
+                  </pic:spPr>
+                </pic:pic>
+              </a:graphicData>
+            </a:graphic>
+          </wp:inline>
+        </w:drawing>
+      </w:r>
+    </w:p>
+    <w:p>
+      <w:pPr>
+        <w:pStyle w:val="RESPLETTER"/>
+        <w:jc w:val="center"/>
+      </w:pPr>
+      <w:r>
+        <w:rPr>
+          <w:rFonts w:hint="eastAsia"/>
+          <w:b/>
+          <w:bCs/>
+        </w:rPr>
+        <w:t>Figure</w:t>
+      </w:r>
+      <w:r>
+        <w:rPr>
+          <w:rFonts w:hint="eastAsia"/>
+          <w:b/>
+          <w:bCs/>
+        </w:rPr>
+        <w:t xml:space="preserve"> S5.4</w:t>
+      </w:r>
+      <w:r>
+        <w:rPr>
+          <w:rFonts w:hint="eastAsia"/>
+          <w:b/>
+          <w:bCs/>
+        </w:rPr>
+        <w:t>:</w:t>
+      </w:r>
+      <w:r>
+        <w:rPr>
+          <w:rFonts w:hint="eastAsia"/>
+        </w:rPr>
+        <w:t xml:space="preserve"> Criteria keywords extracted based on expert qualitative evaluation</w:t>
+      </w:r>
+      <w:r>
+        <w:rPr>
+          <w:rFonts w:hint="eastAsia"/>
+        </w:rPr>
+        <w:t xml:space="preserve"> in the </w:t>
+      </w:r>
+      <w:r>
+        <w:rPr>
+          <w:i/>
+          <w:iCs/>
+        </w:rPr>
+        <w:t>S</w:t>
+      </w:r>
+      <w:proofErr w:type="gramStart"/>
+      <w:r>
+        <w:rPr>
+          <w:i/>
+          <w:iCs/>
+        </w:rPr>
+        <w:t>6.ABCE</w:t>
+      </w:r>
+      <w:proofErr w:type="gramEnd"/>
+      <w:r>
+        <w:rPr>
+          <w:i/>
+          <w:iCs/>
+        </w:rPr>
+        <w:t>_</w:t>
+      </w:r>
+      <w:r>
+        <w:rPr>
+          <w:i/>
+          <w:iCs/>
+        </w:rPr>
+        <w:t>Criteria_Keywords</w:t>
+      </w:r>
+      <w:r>
+        <w:rPr>
+          <w:rFonts w:hint="eastAsia"/>
+          <w:i/>
+          <w:iCs/>
+        </w:rPr>
+        <w:t xml:space="preserve"> </w:t>
+      </w:r>
+      <w:r>
+        <w:rPr>
+          <w:rFonts w:hint="eastAsia"/>
+          <w:i/>
+          <w:iCs/>
+        </w:rPr>
+        <w:t>sheet</w:t>
+      </w:r>
+    </w:p>
+    <w:p>
+      <w:pPr>
+        <w:pStyle w:val="RESPLETTER"/>
+      </w:pPr>
+    </w:p>
+    <w:p>
+      <w:pPr>
+        <w:pStyle w:val="RESPLETTER"/>
+      </w:pPr>
+      <w:r>
+        <w:t xml:space="preserve">In the </w:t>
+      </w:r>
+      <w:r>
+        <w:rPr>
+          <w:i/>
+          <w:iCs/>
+        </w:rPr>
+        <w:t>S</w:t>
+      </w:r>
+      <w:proofErr w:type="gramStart"/>
+      <w:r>
+        <w:rPr>
+          <w:i/>
+          <w:iCs/>
+        </w:rPr>
+        <w:t>6.ABCE</w:t>
+      </w:r>
+      <w:proofErr w:type="gramEnd"/>
+      <w:r>
+        <w:rPr>
+          <w:i/>
+          <w:iCs/>
+        </w:rPr>
+        <w:t>_Result</w:t>
+      </w:r>
+      <w:r>
+        <w:t xml:space="preserve"> sheet, the </w:t>
+      </w:r>
+      <w:r>
+        <w:rPr>
+          <w:i/>
+          <w:iCs/>
+        </w:rPr>
+        <w:t>Keyword</w:t>
+      </w:r>
+      <w:r>
+        <w:t xml:space="preserve"> field contains the 272 extracted keywords. The fields </w:t>
+      </w:r>
+      <w:proofErr w:type="spellStart"/>
+      <w:r>
+        <w:rPr>
+          <w:i/>
+          <w:iCs/>
+        </w:rPr>
+        <w:t>Sim_max_Affective</w:t>
+      </w:r>
+      <w:proofErr w:type="spellEnd"/>
+      <w:r>
+        <w:t xml:space="preserve">, </w:t>
+      </w:r>
+      <w:proofErr w:type="spellStart"/>
+      <w:r>
+        <w:rPr>
+          <w:i/>
+          <w:iCs/>
+        </w:rPr>
+        <w:t>Sim_max_Behavioural</w:t>
+      </w:r>
+      <w:proofErr w:type="spellEnd"/>
+      <w:r>
+        <w:t xml:space="preserve">, </w:t>
+      </w:r>
+      <w:proofErr w:type="spellStart"/>
+      <w:r>
+        <w:rPr>
+          <w:i/>
+          <w:iCs/>
+        </w:rPr>
+        <w:t>Sim_max_Cognitive</w:t>
+      </w:r>
+      <w:proofErr w:type="spellEnd"/>
+      <w:r>
+        <w:t xml:space="preserve">, and </w:t>
+      </w:r>
+      <w:proofErr w:type="spellStart"/>
+      <w:r>
+        <w:rPr>
+          <w:i/>
+          <w:iCs/>
+        </w:rPr>
+        <w:t>Sim_max_Ethical</w:t>
+      </w:r>
+      <w:proofErr w:type="spellEnd"/>
+      <w:r>
+        <w:t xml:space="preserve"> present the maximum cosine similarity scores between each keyword and the criteria keywords for the respective categories. The </w:t>
+      </w:r>
+      <w:proofErr w:type="spellStart"/>
+      <w:r>
+        <w:rPr>
+          <w:i/>
+          <w:iCs/>
+        </w:rPr>
+        <w:t>BestSim_max</w:t>
+      </w:r>
+      <w:proofErr w:type="spellEnd"/>
+      <w:r>
+        <w:t xml:space="preserve"> field indicates the highest similarity value among the four categories, and the </w:t>
+      </w:r>
+      <w:proofErr w:type="spellStart"/>
+      <w:r>
+        <w:rPr>
+          <w:i/>
+          <w:iCs/>
+        </w:rPr>
+        <w:t>BestCategory_max</w:t>
+      </w:r>
+      <w:proofErr w:type="spellEnd"/>
+      <w:r>
+        <w:t xml:space="preserve"> field identifies the corresponding optimal category.</w:t>
+      </w:r>
+    </w:p>
+    <w:p>
+      <w:pPr>
+        <w:pStyle w:val="RESPLETTER"/>
+      </w:pPr>
+      <w:r>
+        <w:rPr>
+          <w:noProof/>
+          <w:bdr w:val="single" w:sz="4" w:space="0" w:color="auto"/>
+        </w:rPr>
+        <w:drawing>
+          <wp:inline distT="0" distB="0" distL="0" distR="0" wp14:anchorId="2AA92F85" wp14:editId="6216192B">
+            <wp:extent cx="6645910" cy="955675"/>
+            <wp:effectExtent l="0" t="0" r="2540" b="0"/>
+            <wp:docPr id="1" name="그림 1"/>
+            <wp:cNvGraphicFramePr>
+              <a:graphicFrameLocks xmlns:a="http://schemas.openxmlformats.org/drawingml/2006/main" noChangeAspect="1"/>
+            </wp:cNvGraphicFramePr>
+            <a:graphic xmlns:a="http://schemas.openxmlformats.org/drawingml/2006/main">
+              <a:graphicData uri="http://schemas.openxmlformats.org/drawingml/2006/picture">
+                <pic:pic xmlns:pic="http://schemas.openxmlformats.org/drawingml/2006/picture">
+                  <pic:nvPicPr>
+                    <pic:cNvPr id="1" name=""/>
+                    <pic:cNvPicPr/>
+                  </pic:nvPicPr>
+                  <pic:blipFill>
+                    <a:blip r:embed="rId11"/>
+                    <a:stretch>
+                      <a:fillRect/>
+                    </a:stretch>
+                  </pic:blipFill>
+                  <pic:spPr>
+                    <a:xfrm>
+                      <a:off x="0" y="0"/>
+                      <a:ext cx="6645910" cy="955675"/>
+                    </a:xfrm>
+                    <a:prstGeom prst="rect">
+                      <a:avLst/>
+                    </a:prstGeom>
+                  </pic:spPr>
+                </pic:pic>
+              </a:graphicData>
+            </a:graphic>
+          </wp:inline>
+        </w:drawing>
+      </w:r>
+    </w:p>
+    <w:p>
+      <w:pPr>
+        <w:pStyle w:val="RESPLETTER"/>
+        <w:jc w:val="center"/>
+      </w:pPr>
+      <w:r>
+        <w:rPr>
+          <w:rFonts w:hint="eastAsia"/>
+          <w:b/>
+          <w:bCs/>
+        </w:rPr>
+        <w:t>Figure</w:t>
+      </w:r>
+      <w:r>
+        <w:rPr>
+          <w:rFonts w:hint="eastAsia"/>
+          <w:b/>
+          <w:bCs/>
+        </w:rPr>
+        <w:t xml:space="preserve"> S5.5</w:t>
+      </w:r>
+      <w:r>
+        <w:rPr>
+          <w:rFonts w:hint="eastAsia"/>
+          <w:b/>
+          <w:bCs/>
+        </w:rPr>
+        <w:t>:</w:t>
+      </w:r>
+      <w:r>
+        <w:rPr>
+          <w:rFonts w:hint="eastAsia"/>
+        </w:rPr>
+        <w:t xml:space="preserve"> ABCE analysis results</w:t>
+      </w:r>
+      <w:r>
+        <w:rPr>
+          <w:rFonts w:hint="eastAsia"/>
+        </w:rPr>
+        <w:t xml:space="preserve"> in the </w:t>
+      </w:r>
+      <w:r>
+        <w:rPr>
+          <w:i/>
+          <w:iCs/>
+        </w:rPr>
+        <w:t>S</w:t>
+      </w:r>
+      <w:proofErr w:type="gramStart"/>
+      <w:r>
+        <w:rPr>
+          <w:i/>
+          <w:iCs/>
+        </w:rPr>
+        <w:t>6.ABCE</w:t>
+      </w:r>
+      <w:proofErr w:type="gramEnd"/>
+      <w:r>
+        <w:rPr>
+          <w:i/>
+          <w:iCs/>
+        </w:rPr>
+        <w:t>_Result</w:t>
+      </w:r>
+      <w:r>
+        <w:rPr>
+          <w:rFonts w:hint="eastAsia"/>
+        </w:rPr>
+        <w:t xml:space="preserve"> sheet</w:t>
+      </w:r>
+    </w:p>
+    <w:p>
+      <w:pPr>
+        <w:pStyle w:val="RESPLETTER"/>
+      </w:pPr>
+    </w:p>
+    <w:p>
+      <w:pPr>
+        <w:pStyle w:val="RESPLETTER"/>
+        <w:rPr>
+          <w:rFonts w:hint="eastAsia"/>
+        </w:rPr>
+      </w:pPr>
+      <w:r>
+        <w:t xml:space="preserve">The </w:t>
+      </w:r>
+      <w:r>
+        <w:rPr>
+          <w:i/>
+          <w:iCs/>
+        </w:rPr>
+        <w:t>S</w:t>
+      </w:r>
+      <w:proofErr w:type="gramStart"/>
+      <w:r>
+        <w:rPr>
+          <w:i/>
+          <w:iCs/>
+        </w:rPr>
+        <w:t>6.UNESCO</w:t>
+      </w:r>
+      <w:proofErr w:type="gramEnd"/>
+      <w:r>
+        <w:rPr>
+          <w:i/>
+          <w:iCs/>
+        </w:rPr>
+        <w:t>_</w:t>
+      </w:r>
+      <w:r>
+        <w:rPr>
+          <w:i/>
+          <w:iCs/>
+        </w:rPr>
+        <w:t>Criteria_Keywords</w:t>
+      </w:r>
+      <w:r>
+        <w:t xml:space="preserve"> sheet lists the criteria keywords extracted from UNESCO-related studies based on expert qualitative </w:t>
+      </w:r>
+      <w:r>
+        <w:rPr>
+          <w:rFonts w:hint="eastAsia"/>
+        </w:rPr>
+        <w:t>evaluation</w:t>
+      </w:r>
+      <w:r>
+        <w:t xml:space="preserve">. The </w:t>
+      </w:r>
+      <w:r>
+        <w:rPr>
+          <w:i/>
+          <w:iCs/>
+        </w:rPr>
+        <w:t>S</w:t>
+      </w:r>
+      <w:proofErr w:type="gramStart"/>
+      <w:r>
+        <w:rPr>
+          <w:i/>
+          <w:iCs/>
+        </w:rPr>
+        <w:t>6.UNESCO</w:t>
+      </w:r>
+      <w:proofErr w:type="gramEnd"/>
+      <w:r>
+        <w:rPr>
+          <w:i/>
+          <w:iCs/>
+        </w:rPr>
+        <w:t>_Result</w:t>
+      </w:r>
+      <w:r>
+        <w:t xml:space="preserve"> sheet records the </w:t>
+      </w:r>
+      <w:r>
+        <w:rPr>
+          <w:rFonts w:hint="eastAsia"/>
+        </w:rPr>
+        <w:t>calculated</w:t>
+      </w:r>
+      <w:r>
+        <w:t xml:space="preserve"> results, following the same calculation procedure used for the </w:t>
+      </w:r>
+      <w:r>
+        <w:rPr>
+          <w:i/>
+          <w:iCs/>
+        </w:rPr>
+        <w:t>S</w:t>
+      </w:r>
+      <w:proofErr w:type="gramStart"/>
+      <w:r>
+        <w:rPr>
+          <w:i/>
+          <w:iCs/>
+        </w:rPr>
+        <w:t>6.ABCE</w:t>
+      </w:r>
+      <w:proofErr w:type="gramEnd"/>
+      <w:r>
+        <w:rPr>
+          <w:i/>
+          <w:iCs/>
+        </w:rPr>
+        <w:t xml:space="preserve">_Result </w:t>
+      </w:r>
+      <w:r>
+        <w:t>sheet.</w:t>
+      </w:r>
+      <w:r>
+        <w:rPr>
+          <w:rFonts w:hint="eastAsia"/>
+        </w:rPr>
+        <w:t xml:space="preserve"> </w:t>
+      </w:r>
+      <w:r>
+        <w:rPr>
+          <w:rFonts w:hint="eastAsia"/>
+          <w:noProof/>
+        </w:rPr>
+        <w:t xml:space="preserve">The filed </w:t>
+      </w:r>
+      <w:r>
+        <w:rPr>
+          <w:rFonts w:hint="eastAsia"/>
+          <w:i/>
+          <w:iCs/>
+          <w:noProof/>
+        </w:rPr>
+        <w:t xml:space="preserve">Expert_Modified </w:t>
+      </w:r>
+      <w:r>
+        <w:rPr>
+          <w:rFonts w:hint="eastAsia"/>
+          <w:noProof/>
+        </w:rPr>
+        <w:t xml:space="preserve">shows </w:t>
+      </w:r>
+      <w:r>
+        <w:rPr>
+          <w:noProof/>
+        </w:rPr>
+        <w:t>the results of qualitative evaluations by three researchers</w:t>
+      </w:r>
+      <w:r>
+        <w:rPr>
+          <w:rFonts w:hint="eastAsia"/>
+          <w:noProof/>
+        </w:rPr>
+        <w:t>.</w:t>
+      </w:r>
+    </w:p>
+    <w:p>
+      <w:pPr>
+        <w:pStyle w:val="RESPLETTER"/>
+        <w:jc w:val="center"/>
+        <w:rPr>
+          <w:b/>
+          <w:bCs/>
+        </w:rPr>
+      </w:pPr>
+      <w:r>
+        <w:lastRenderedPageBreak/>
+        <w:drawing>
+          <wp:inline distT="0" distB="0" distL="0" distR="0" wp14:anchorId="32536124" wp14:editId="0E7D75D7">
+            <wp:extent cx="6645910" cy="1054735"/>
+            <wp:effectExtent l="0" t="0" r="2540" b="0"/>
+            <wp:docPr id="815346287" name="그림 3"/>
+            <wp:cNvGraphicFramePr>
+              <a:graphicFrameLocks xmlns:a="http://schemas.openxmlformats.org/drawingml/2006/main" noChangeAspect="1"/>
+            </wp:cNvGraphicFramePr>
+            <a:graphic xmlns:a="http://schemas.openxmlformats.org/drawingml/2006/main">
+              <a:graphicData uri="http://schemas.openxmlformats.org/drawingml/2006/picture">
+                <pic:pic xmlns:pic="http://schemas.openxmlformats.org/drawingml/2006/picture">
+                  <pic:nvPicPr>
+                    <pic:cNvPr id="0" name="Picture 3"/>
                     <pic:cNvPicPr>
                       <a:picLocks noChangeAspect="1" noChangeArrowheads="1"/>
                     </pic:cNvPicPr>
                   </pic:nvPicPr>
                   <pic:blipFill>
-                    <a:blip r:embed="rId10">
+                    <a:blip r:embed="rId12">
                       <a:extLst>
                         <a:ext uri="{28A0092B-C50C-407E-A947-70E740481C1C}">
                           <a14:useLocalDpi xmlns:a14="http://schemas.microsoft.com/office/drawing/2010/main" val="0"/>
@@ -1283,7 +1860,7 @@
                   <pic:spPr bwMode="auto">
                     <a:xfrm>
                       <a:off x="0" y="0"/>
-                      <a:ext cx="6637020" cy="2301240"/>
+                      <a:ext cx="6645910" cy="1054735"/>
                     </a:xfrm>
                     <a:prstGeom prst="rect">
                       <a:avLst/>
@@ -1319,31 +1896,21 @@
           <w:b/>
           <w:bCs/>
         </w:rPr>
-        <w:t xml:space="preserve"> </w:t>
-      </w:r>
-      <w:proofErr w:type="spellStart"/>
+        <w:t xml:space="preserve"> S5.6</w:t>
+      </w:r>
       <w:r>
         <w:rPr>
           <w:rFonts w:hint="eastAsia"/>
           <w:b/>
           <w:bCs/>
         </w:rPr>
-        <w:t>S5.4</w:t>
-      </w:r>
-      <w:proofErr w:type="spellEnd"/>
-      <w:r>
-        <w:rPr>
-          <w:rFonts w:hint="eastAsia"/>
-          <w:b/>
-          <w:bCs/>
-        </w:rPr>
         <w:t>:</w:t>
       </w:r>
       <w:r>
         <w:rPr>
           <w:rFonts w:hint="eastAsia"/>
         </w:rPr>
-        <w:t xml:space="preserve"> Criteria keywords extracted based on expert qualitative evaluation</w:t>
+        <w:t xml:space="preserve"> UNESCO analysis results</w:t>
       </w:r>
       <w:r>
         <w:rPr>
@@ -1351,37 +1918,34 @@
         </w:rPr>
         <w:t xml:space="preserve"> in the </w:t>
       </w:r>
-      <w:proofErr w:type="spellStart"/>
-      <w:r>
-        <w:rPr>
-          <w:i/>
-          <w:iCs/>
-        </w:rPr>
-        <w:t>S6.ABCE_</w:t>
-      </w:r>
-      <w:r>
-        <w:rPr>
-          <w:i/>
-          <w:iCs/>
-        </w:rPr>
-        <w:t>Criteria_Keywords</w:t>
-      </w:r>
-      <w:proofErr w:type="spellEnd"/>
-      <w:r>
-        <w:rPr>
-          <w:rFonts w:hint="eastAsia"/>
-          <w:i/>
-          <w:iCs/>
-        </w:rPr>
-        <w:t xml:space="preserve"> </w:t>
-      </w:r>
-      <w:r>
-        <w:rPr>
-          <w:rFonts w:hint="eastAsia"/>
-          <w:i/>
-          <w:iCs/>
-        </w:rPr>
-        <w:t>sheet</w:t>
+      <w:r>
+        <w:rPr>
+          <w:i/>
+          <w:iCs/>
+        </w:rPr>
+        <w:t>S</w:t>
+      </w:r>
+      <w:proofErr w:type="gramStart"/>
+      <w:r>
+        <w:rPr>
+          <w:i/>
+          <w:iCs/>
+        </w:rPr>
+        <w:t>6.ABCE</w:t>
+      </w:r>
+      <w:proofErr w:type="gramEnd"/>
+      <w:r>
+        <w:rPr>
+          <w:i/>
+          <w:iCs/>
+        </w:rPr>
+        <w:t>_Result</w:t>
+      </w:r>
+      <w:r>
+        <w:rPr>
+          <w:rFonts w:hint="eastAsia"/>
+        </w:rPr>
+        <w:t xml:space="preserve"> sheet</w:t>
       </w:r>
     </w:p>
     <w:p>
@@ -1394,111 +1958,57 @@
         <w:pStyle w:val="RESPLETTER"/>
       </w:pPr>
       <w:r>
-        <w:t xml:space="preserve">In the </w:t>
-      </w:r>
-      <w:proofErr w:type="spellStart"/>
-      <w:r>
-        <w:rPr>
-          <w:i/>
-          <w:iCs/>
-        </w:rPr>
-        <w:t>S6.ABCE_Result</w:t>
-      </w:r>
-      <w:proofErr w:type="spellEnd"/>
-      <w:r>
-        <w:t xml:space="preserve"> sheet, the </w:t>
-      </w:r>
-      <w:r>
-        <w:rPr>
-          <w:i/>
-          <w:iCs/>
-        </w:rPr>
-        <w:t>Paper No.</w:t>
-      </w:r>
-      <w:r>
-        <w:t xml:space="preserve"> field corresponds to the Article Number, and the </w:t>
-      </w:r>
-      <w:r>
-        <w:rPr>
-          <w:i/>
-          <w:iCs/>
-        </w:rPr>
-        <w:t>Keyword</w:t>
-      </w:r>
-      <w:r>
-        <w:t xml:space="preserve"> field contains the 272 extracted keywords. The fields </w:t>
-      </w:r>
-      <w:proofErr w:type="spellStart"/>
-      <w:r>
-        <w:rPr>
-          <w:i/>
-          <w:iCs/>
-        </w:rPr>
-        <w:t>Sim_max_Affective</w:t>
-      </w:r>
-      <w:proofErr w:type="spellEnd"/>
-      <w:r>
-        <w:t xml:space="preserve">, </w:t>
-      </w:r>
-      <w:proofErr w:type="spellStart"/>
-      <w:r>
-        <w:rPr>
-          <w:i/>
-          <w:iCs/>
-        </w:rPr>
-        <w:t>Sim_max_Behavioural</w:t>
-      </w:r>
-      <w:proofErr w:type="spellEnd"/>
-      <w:r>
-        <w:t xml:space="preserve">, </w:t>
-      </w:r>
-      <w:proofErr w:type="spellStart"/>
-      <w:r>
-        <w:rPr>
-          <w:i/>
-          <w:iCs/>
-        </w:rPr>
-        <w:t>Sim_max_Cognitive</w:t>
-      </w:r>
-      <w:proofErr w:type="spellEnd"/>
-      <w:r>
-        <w:t xml:space="preserve">, and </w:t>
-      </w:r>
-      <w:proofErr w:type="spellStart"/>
-      <w:r>
-        <w:rPr>
-          <w:i/>
-          <w:iCs/>
-        </w:rPr>
-        <w:t>Sim_max_Ethical</w:t>
-      </w:r>
-      <w:proofErr w:type="spellEnd"/>
-      <w:r>
-        <w:t xml:space="preserve"> present the maximum cosine similarity scores between each keyword and the criteria keywords for the respective categories. The </w:t>
-      </w:r>
-      <w:proofErr w:type="spellStart"/>
-      <w:r>
-        <w:rPr>
-          <w:i/>
-          <w:iCs/>
-        </w:rPr>
-        <w:t>BestSim_max</w:t>
-      </w:r>
-      <w:proofErr w:type="spellEnd"/>
-      <w:r>
-        <w:t xml:space="preserve"> field indicates the highest similarity value among the four categories, and the </w:t>
-      </w:r>
-      <w:proofErr w:type="spellStart"/>
-      <w:r>
-        <w:rPr>
-          <w:i/>
-          <w:iCs/>
-        </w:rPr>
-        <w:t>BestCategory_max</w:t>
-      </w:r>
-      <w:proofErr w:type="spellEnd"/>
-      <w:r>
-        <w:t xml:space="preserve"> field identifies the corresponding optimal category.</w:t>
+        <w:t xml:space="preserve">The </w:t>
+      </w:r>
+      <w:r>
+        <w:rPr>
+          <w:i/>
+          <w:iCs/>
+        </w:rPr>
+        <w:t>S</w:t>
+      </w:r>
+      <w:proofErr w:type="gramStart"/>
+      <w:r>
+        <w:rPr>
+          <w:i/>
+          <w:iCs/>
+        </w:rPr>
+        <w:t>6.ABCE</w:t>
+      </w:r>
+      <w:proofErr w:type="gramEnd"/>
+      <w:r>
+        <w:rPr>
+          <w:i/>
+          <w:iCs/>
+        </w:rPr>
+        <w:t>-UNESCO</w:t>
+      </w:r>
+      <w:r>
+        <w:t xml:space="preserve"> sheet integrates the ABCE and UNESCO classification results and includes adjustments derived from expert qualitative evaluation.</w:t>
+      </w:r>
+      <w:r>
+        <w:t xml:space="preserve"> </w:t>
+      </w:r>
+      <w:r>
+        <w:t xml:space="preserve">A total of 272 keywords was initially derived, with duplicate keywords highlighted in yellow. After removing </w:t>
+      </w:r>
+      <w:r>
+        <w:rPr>
+          <w:rFonts w:hint="eastAsia"/>
+        </w:rPr>
+        <w:t>29</w:t>
+      </w:r>
+      <w:r>
+        <w:t xml:space="preserve"> duplicates, 24</w:t>
+      </w:r>
+      <w:r>
+        <w:rPr>
+          <w:rFonts w:hint="eastAsia"/>
+        </w:rPr>
+        <w:t>3</w:t>
+      </w:r>
+      <w:r>
+        <w:t xml:space="preserve"> final keywords were selected.</w:t>
       </w:r>
     </w:p>
     <w:p>
@@ -1509,17 +2019,17 @@
     <w:p>
       <w:pPr>
         <w:pStyle w:val="RESPLETTER"/>
-      </w:pPr>
-      <w:r>
-        <w:rPr>
-          <w:rFonts w:hint="eastAsia"/>
-          <w:noProof/>
-        </w:rPr>
+        <w:jc w:val="center"/>
+        <w:rPr>
+          <w:rFonts w:hint="eastAsia"/>
+        </w:rPr>
+      </w:pPr>
+      <w:r>
         <w:drawing>
-          <wp:inline distT="0" distB="0" distL="0" distR="0" wp14:anchorId="66FA09A4" wp14:editId="6863793E">
-            <wp:extent cx="6637020" cy="1059180"/>
-            <wp:effectExtent l="0" t="0" r="0" b="7620"/>
-            <wp:docPr id="1601215741" name="그림 3"/>
+          <wp:inline distT="0" distB="0" distL="0" distR="0" wp14:anchorId="3A61E4F9" wp14:editId="5598B569">
+            <wp:extent cx="5907379" cy="1270543"/>
+            <wp:effectExtent l="19050" t="19050" r="17780" b="25400"/>
+            <wp:docPr id="50050499" name="그림 2"/>
             <wp:cNvGraphicFramePr>
               <a:graphicFrameLocks xmlns:a="http://schemas.openxmlformats.org/drawingml/2006/main" noChangeAspect="1"/>
             </wp:cNvGraphicFramePr>
@@ -1527,403 +2037,7 @@
               <a:graphicData uri="http://schemas.openxmlformats.org/drawingml/2006/picture">
                 <pic:pic xmlns:pic="http://schemas.openxmlformats.org/drawingml/2006/picture">
                   <pic:nvPicPr>
-                    <pic:cNvPr id="0" name="Picture 3"/>
-                    <pic:cNvPicPr>
-                      <a:picLocks noChangeAspect="1" noChangeArrowheads="1"/>
-                    </pic:cNvPicPr>
-                  </pic:nvPicPr>
-                  <pic:blipFill>
-                    <a:blip r:embed="rId11" cstate="print">
-                      <a:extLst>
-                        <a:ext uri="{28A0092B-C50C-407E-A947-70E740481C1C}">
-                          <a14:useLocalDpi xmlns:a14="http://schemas.microsoft.com/office/drawing/2010/main" val="0"/>
-                        </a:ext>
-                      </a:extLst>
-                    </a:blip>
-                    <a:srcRect/>
-                    <a:stretch>
-                      <a:fillRect/>
-                    </a:stretch>
-                  </pic:blipFill>
-                  <pic:spPr bwMode="auto">
-                    <a:xfrm>
-                      <a:off x="0" y="0"/>
-                      <a:ext cx="6637020" cy="1059180"/>
-                    </a:xfrm>
-                    <a:prstGeom prst="rect">
-                      <a:avLst/>
-                    </a:prstGeom>
-                    <a:noFill/>
-                    <a:ln>
-                      <a:noFill/>
-                    </a:ln>
-                  </pic:spPr>
-                </pic:pic>
-              </a:graphicData>
-            </a:graphic>
-          </wp:inline>
-        </w:drawing>
-      </w:r>
-    </w:p>
-    <w:p>
-      <w:pPr>
-        <w:pStyle w:val="RESPLETTER"/>
-        <w:jc w:val="center"/>
-      </w:pPr>
-      <w:r>
-        <w:rPr>
-          <w:rFonts w:hint="eastAsia"/>
-          <w:b/>
-          <w:bCs/>
-        </w:rPr>
-        <w:t>Figure</w:t>
-      </w:r>
-      <w:r>
-        <w:rPr>
-          <w:rFonts w:hint="eastAsia"/>
-          <w:b/>
-          <w:bCs/>
-        </w:rPr>
-        <w:t xml:space="preserve"> </w:t>
-      </w:r>
-      <w:proofErr w:type="spellStart"/>
-      <w:r>
-        <w:rPr>
-          <w:rFonts w:hint="eastAsia"/>
-          <w:b/>
-          <w:bCs/>
-        </w:rPr>
-        <w:t>S5.5</w:t>
-      </w:r>
-      <w:proofErr w:type="spellEnd"/>
-      <w:r>
-        <w:rPr>
-          <w:rFonts w:hint="eastAsia"/>
-          <w:b/>
-          <w:bCs/>
-        </w:rPr>
-        <w:t>:</w:t>
-      </w:r>
-      <w:r>
-        <w:rPr>
-          <w:rFonts w:hint="eastAsia"/>
-        </w:rPr>
-        <w:t xml:space="preserve"> </w:t>
-      </w:r>
-      <w:proofErr w:type="spellStart"/>
-      <w:r>
-        <w:rPr>
-          <w:rFonts w:hint="eastAsia"/>
-        </w:rPr>
-        <w:t>ABCE</w:t>
-      </w:r>
-      <w:proofErr w:type="spellEnd"/>
-      <w:r>
-        <w:rPr>
-          <w:rFonts w:hint="eastAsia"/>
-        </w:rPr>
-        <w:t xml:space="preserve"> analysis results</w:t>
-      </w:r>
-      <w:r>
-        <w:rPr>
-          <w:rFonts w:hint="eastAsia"/>
-        </w:rPr>
-        <w:t xml:space="preserve"> in the </w:t>
-      </w:r>
-      <w:proofErr w:type="spellStart"/>
-      <w:r>
-        <w:rPr>
-          <w:i/>
-          <w:iCs/>
-        </w:rPr>
-        <w:t>S6.ABCE_Result</w:t>
-      </w:r>
-      <w:proofErr w:type="spellEnd"/>
-      <w:r>
-        <w:rPr>
-          <w:rFonts w:hint="eastAsia"/>
-        </w:rPr>
-        <w:t xml:space="preserve"> sheet</w:t>
-      </w:r>
-    </w:p>
-    <w:p>
-      <w:pPr>
-        <w:pStyle w:val="RESPLETTER"/>
-      </w:pPr>
-    </w:p>
-    <w:p>
-      <w:pPr>
-        <w:pStyle w:val="RESPLETTER"/>
-      </w:pPr>
-      <w:r>
-        <w:t xml:space="preserve">The </w:t>
-      </w:r>
-      <w:proofErr w:type="spellStart"/>
-      <w:r>
-        <w:rPr>
-          <w:i/>
-          <w:iCs/>
-        </w:rPr>
-        <w:t>S6.UNESCO_</w:t>
-      </w:r>
-      <w:r>
-        <w:rPr>
-          <w:i/>
-          <w:iCs/>
-        </w:rPr>
-        <w:t>Criteria_Keywords</w:t>
-      </w:r>
-      <w:proofErr w:type="spellEnd"/>
-      <w:r>
-        <w:t xml:space="preserve"> sheet lists the criteria keywords extracted from UNESCO-related studies based on expert qualitative </w:t>
-      </w:r>
-      <w:r>
-        <w:rPr>
-          <w:rFonts w:hint="eastAsia"/>
-        </w:rPr>
-        <w:t>evaluation</w:t>
-      </w:r>
-      <w:r>
-        <w:t xml:space="preserve">. The </w:t>
-      </w:r>
-      <w:proofErr w:type="spellStart"/>
-      <w:r>
-        <w:rPr>
-          <w:i/>
-          <w:iCs/>
-        </w:rPr>
-        <w:t>S6.UNESCO_Result</w:t>
-      </w:r>
-      <w:proofErr w:type="spellEnd"/>
-      <w:r>
-        <w:t xml:space="preserve"> sheet records the </w:t>
-      </w:r>
-      <w:r>
-        <w:rPr>
-          <w:rFonts w:hint="eastAsia"/>
-        </w:rPr>
-        <w:t>calculated</w:t>
-      </w:r>
-      <w:r>
-        <w:t xml:space="preserve"> results, following the same calculation procedure used for the </w:t>
-      </w:r>
-      <w:proofErr w:type="spellStart"/>
-      <w:r>
-        <w:rPr>
-          <w:i/>
-          <w:iCs/>
-        </w:rPr>
-        <w:t>S6.ABCE_Result</w:t>
-      </w:r>
-      <w:proofErr w:type="spellEnd"/>
-      <w:r>
-        <w:rPr>
-          <w:i/>
-          <w:iCs/>
-        </w:rPr>
-        <w:t xml:space="preserve"> </w:t>
-      </w:r>
-      <w:r>
-        <w:t>sheet.</w:t>
-      </w:r>
-    </w:p>
-    <w:p>
-      <w:pPr>
-        <w:pStyle w:val="RESPLETTER"/>
-      </w:pPr>
-    </w:p>
-    <w:p>
-      <w:pPr>
-        <w:pStyle w:val="RESPLETTER"/>
-      </w:pPr>
-      <w:r>
-        <w:rPr>
-          <w:rFonts w:hint="eastAsia"/>
-          <w:noProof/>
-        </w:rPr>
-        <w:drawing>
-          <wp:inline distT="0" distB="0" distL="0" distR="0" wp14:anchorId="39AF6278" wp14:editId="6A08A309">
-            <wp:extent cx="6637020" cy="883920"/>
-            <wp:effectExtent l="0" t="0" r="0" b="0"/>
-            <wp:docPr id="1082037991" name="그림 4"/>
-            <wp:cNvGraphicFramePr>
-              <a:graphicFrameLocks xmlns:a="http://schemas.openxmlformats.org/drawingml/2006/main" noChangeAspect="1"/>
-            </wp:cNvGraphicFramePr>
-            <a:graphic xmlns:a="http://schemas.openxmlformats.org/drawingml/2006/main">
-              <a:graphicData uri="http://schemas.openxmlformats.org/drawingml/2006/picture">
-                <pic:pic xmlns:pic="http://schemas.openxmlformats.org/drawingml/2006/picture">
-                  <pic:nvPicPr>
-                    <pic:cNvPr id="0" name="Picture 4"/>
-                    <pic:cNvPicPr>
-                      <a:picLocks noChangeAspect="1" noChangeArrowheads="1"/>
-                    </pic:cNvPicPr>
-                  </pic:nvPicPr>
-                  <pic:blipFill>
-                    <a:blip r:embed="rId12" cstate="print">
-                      <a:extLst>
-                        <a:ext uri="{28A0092B-C50C-407E-A947-70E740481C1C}">
-                          <a14:useLocalDpi xmlns:a14="http://schemas.microsoft.com/office/drawing/2010/main" val="0"/>
-                        </a:ext>
-                      </a:extLst>
-                    </a:blip>
-                    <a:srcRect/>
-                    <a:stretch>
-                      <a:fillRect/>
-                    </a:stretch>
-                  </pic:blipFill>
-                  <pic:spPr bwMode="auto">
-                    <a:xfrm>
-                      <a:off x="0" y="0"/>
-                      <a:ext cx="6637020" cy="883920"/>
-                    </a:xfrm>
-                    <a:prstGeom prst="rect">
-                      <a:avLst/>
-                    </a:prstGeom>
-                    <a:noFill/>
-                    <a:ln>
-                      <a:noFill/>
-                    </a:ln>
-                  </pic:spPr>
-                </pic:pic>
-              </a:graphicData>
-            </a:graphic>
-          </wp:inline>
-        </w:drawing>
-      </w:r>
-    </w:p>
-    <w:p>
-      <w:pPr>
-        <w:pStyle w:val="RESPLETTER"/>
-        <w:jc w:val="center"/>
-      </w:pPr>
-      <w:r>
-        <w:rPr>
-          <w:rFonts w:hint="eastAsia"/>
-          <w:b/>
-          <w:bCs/>
-        </w:rPr>
-        <w:t>Figure</w:t>
-      </w:r>
-      <w:r>
-        <w:rPr>
-          <w:rFonts w:hint="eastAsia"/>
-          <w:b/>
-          <w:bCs/>
-        </w:rPr>
-        <w:t xml:space="preserve"> </w:t>
-      </w:r>
-      <w:proofErr w:type="spellStart"/>
-      <w:r>
-        <w:rPr>
-          <w:rFonts w:hint="eastAsia"/>
-          <w:b/>
-          <w:bCs/>
-        </w:rPr>
-        <w:t>S5.6</w:t>
-      </w:r>
-      <w:proofErr w:type="spellEnd"/>
-      <w:r>
-        <w:rPr>
-          <w:rFonts w:hint="eastAsia"/>
-          <w:b/>
-          <w:bCs/>
-        </w:rPr>
-        <w:t>:</w:t>
-      </w:r>
-      <w:r>
-        <w:rPr>
-          <w:rFonts w:hint="eastAsia"/>
-        </w:rPr>
-        <w:t xml:space="preserve"> UNESCO analysis results</w:t>
-      </w:r>
-      <w:r>
-        <w:rPr>
-          <w:rFonts w:hint="eastAsia"/>
-        </w:rPr>
-        <w:t xml:space="preserve"> in the </w:t>
-      </w:r>
-      <w:proofErr w:type="spellStart"/>
-      <w:r>
-        <w:rPr>
-          <w:i/>
-          <w:iCs/>
-        </w:rPr>
-        <w:t>S6.ABCE_Result</w:t>
-      </w:r>
-      <w:proofErr w:type="spellEnd"/>
-      <w:r>
-        <w:rPr>
-          <w:rFonts w:hint="eastAsia"/>
-        </w:rPr>
-        <w:t xml:space="preserve"> sheet</w:t>
-      </w:r>
-    </w:p>
-    <w:p>
-      <w:pPr>
-        <w:pStyle w:val="RESPLETTER"/>
-      </w:pPr>
-    </w:p>
-    <w:p>
-      <w:pPr>
-        <w:pStyle w:val="RESPLETTER"/>
-      </w:pPr>
-      <w:r>
-        <w:t xml:space="preserve">The </w:t>
-      </w:r>
-      <w:proofErr w:type="spellStart"/>
-      <w:r>
-        <w:rPr>
-          <w:i/>
-          <w:iCs/>
-        </w:rPr>
-        <w:t>S6.ABCE</w:t>
-      </w:r>
-      <w:proofErr w:type="spellEnd"/>
-      <w:r>
-        <w:rPr>
-          <w:i/>
-          <w:iCs/>
-        </w:rPr>
-        <w:t>-UNESCO</w:t>
-      </w:r>
-      <w:r>
-        <w:t xml:space="preserve"> sheet integrates the </w:t>
-      </w:r>
-      <w:proofErr w:type="spellStart"/>
-      <w:r>
-        <w:t>ABCE</w:t>
-      </w:r>
-      <w:proofErr w:type="spellEnd"/>
-      <w:r>
-        <w:t xml:space="preserve"> and UNESCO classification results and includes adjustments derived from expert qualitative evaluation.</w:t>
-      </w:r>
-    </w:p>
-    <w:p>
-      <w:pPr>
-        <w:pStyle w:val="RESPLETTER"/>
-      </w:pPr>
-    </w:p>
-    <w:p>
-      <w:pPr>
-        <w:pStyle w:val="RESPLETTER"/>
-      </w:pPr>
-      <w:r>
-        <w:rPr>
-          <w:noProof/>
-        </w:rPr>
-        <w:drawing>
-          <wp:inline distT="0" distB="0" distL="0" distR="0" wp14:anchorId="3CAE3D47" wp14:editId="5E19F9EF">
-            <wp:extent cx="6644640" cy="1005840"/>
-            <wp:effectExtent l="0" t="0" r="3810" b="3810"/>
-            <wp:docPr id="778288279" name="그림 5"/>
-            <wp:cNvGraphicFramePr>
-              <a:graphicFrameLocks xmlns:a="http://schemas.openxmlformats.org/drawingml/2006/main" noChangeAspect="1"/>
-            </wp:cNvGraphicFramePr>
-            <a:graphic xmlns:a="http://schemas.openxmlformats.org/drawingml/2006/main">
-              <a:graphicData uri="http://schemas.openxmlformats.org/drawingml/2006/picture">
-                <pic:pic xmlns:pic="http://schemas.openxmlformats.org/drawingml/2006/picture">
-                  <pic:nvPicPr>
-                    <pic:cNvPr id="0" name="Picture 5"/>
+                    <pic:cNvPr id="0" name="Picture 2"/>
                     <pic:cNvPicPr>
                       <a:picLocks noChangeAspect="1" noChangeArrowheads="1"/>
                     </pic:cNvPicPr>
@@ -1944,7 +2058,211 @@
                   <pic:spPr bwMode="auto">
                     <a:xfrm>
                       <a:off x="0" y="0"/>
-                      <a:ext cx="6644640" cy="1005840"/>
+                      <a:ext cx="5948061" cy="1279293"/>
+                    </a:xfrm>
+                    <a:prstGeom prst="rect">
+                      <a:avLst/>
+                    </a:prstGeom>
+                    <a:noFill/>
+                    <a:ln>
+                      <a:solidFill>
+                        <a:schemeClr val="bg1">
+                          <a:lumMod val="75000"/>
+                        </a:schemeClr>
+                      </a:solidFill>
+                    </a:ln>
+                  </pic:spPr>
+                </pic:pic>
+              </a:graphicData>
+            </a:graphic>
+          </wp:inline>
+        </w:drawing>
+      </w:r>
+    </w:p>
+    <w:p>
+      <w:pPr>
+        <w:pStyle w:val="RESPLETTER"/>
+        <w:jc w:val="center"/>
+      </w:pPr>
+      <w:r>
+        <w:rPr>
+          <w:rFonts w:hint="eastAsia"/>
+          <w:b/>
+          <w:bCs/>
+        </w:rPr>
+        <w:t>Figure</w:t>
+      </w:r>
+      <w:r>
+        <w:rPr>
+          <w:rFonts w:hint="eastAsia"/>
+          <w:b/>
+          <w:bCs/>
+        </w:rPr>
+        <w:t xml:space="preserve"> S5.7</w:t>
+      </w:r>
+      <w:r>
+        <w:rPr>
+          <w:rFonts w:hint="eastAsia"/>
+          <w:b/>
+          <w:bCs/>
+        </w:rPr>
+        <w:t>:</w:t>
+      </w:r>
+      <w:r>
+        <w:rPr>
+          <w:rFonts w:hint="eastAsia"/>
+        </w:rPr>
+        <w:t xml:space="preserve"> </w:t>
+      </w:r>
+      <w:proofErr w:type="gramStart"/>
+      <w:r>
+        <w:rPr>
+          <w:rFonts w:hint="eastAsia"/>
+        </w:rPr>
+        <w:t>Final results</w:t>
+      </w:r>
+      <w:proofErr w:type="gramEnd"/>
+      <w:r>
+        <w:rPr>
+          <w:rFonts w:hint="eastAsia"/>
+        </w:rPr>
+        <w:t xml:space="preserve"> modified based on expert qualitative evaluation</w:t>
+      </w:r>
+      <w:r>
+        <w:rPr>
+          <w:rFonts w:hint="eastAsia"/>
+        </w:rPr>
+        <w:t xml:space="preserve"> in the </w:t>
+      </w:r>
+      <w:r>
+        <w:rPr>
+          <w:i/>
+          <w:iCs/>
+        </w:rPr>
+        <w:t>S</w:t>
+      </w:r>
+      <w:proofErr w:type="gramStart"/>
+      <w:r>
+        <w:rPr>
+          <w:i/>
+          <w:iCs/>
+        </w:rPr>
+        <w:t>6.ABCE</w:t>
+      </w:r>
+      <w:proofErr w:type="gramEnd"/>
+      <w:r>
+        <w:rPr>
+          <w:i/>
+          <w:iCs/>
+        </w:rPr>
+        <w:t>-UNESCO</w:t>
+      </w:r>
+      <w:r>
+        <w:rPr>
+          <w:rFonts w:hint="eastAsia"/>
+          <w:i/>
+          <w:iCs/>
+        </w:rPr>
+        <w:t xml:space="preserve"> </w:t>
+      </w:r>
+      <w:r>
+        <w:rPr>
+          <w:rFonts w:hint="eastAsia"/>
+        </w:rPr>
+        <w:t>sheet</w:t>
+      </w:r>
+    </w:p>
+    <w:p>
+      <w:pPr>
+        <w:pStyle w:val="RESPLETTER"/>
+      </w:pPr>
+    </w:p>
+    <w:p>
+      <w:pPr>
+        <w:pStyle w:val="RESPLETTER"/>
+        <w:rPr>
+          <w:rFonts w:hint="eastAsia"/>
+        </w:rPr>
+      </w:pPr>
+      <w:r>
+        <w:t xml:space="preserve">Figure </w:t>
+      </w:r>
+      <w:r>
+        <w:rPr>
+          <w:rFonts w:hint="eastAsia"/>
+        </w:rPr>
+        <w:t>S</w:t>
+      </w:r>
+      <w:r>
+        <w:t xml:space="preserve">5.8 shows the number of keywords in Tables 2, 4, and 5 inserted in the </w:t>
+      </w:r>
+      <w:r>
+        <w:rPr>
+          <w:rFonts w:hint="eastAsia"/>
+        </w:rPr>
+        <w:t>main text</w:t>
+      </w:r>
+      <w:r>
+        <w:t>. (The table numbers presented in S7 are the same as the table numbers in the text.)</w:t>
+      </w:r>
+      <w:r>
+        <w:rPr>
+          <w:rFonts w:hint="eastAsia"/>
+        </w:rPr>
+        <w:t xml:space="preserve"> </w:t>
+      </w:r>
+      <w:r>
+        <w:t xml:space="preserve">The blue highlighted area of ​​Table 5 in S7 represents the number of keywords presented in Table 5 of the </w:t>
+      </w:r>
+      <w:r>
+        <w:rPr>
+          <w:rFonts w:hint="eastAsia"/>
+        </w:rPr>
+        <w:t xml:space="preserve">main </w:t>
+      </w:r>
+      <w:r>
+        <w:t>text.</w:t>
+      </w:r>
+    </w:p>
+    <w:p>
+      <w:pPr>
+        <w:pStyle w:val="RESPLETTER"/>
+      </w:pPr>
+      <w:r>
+        <w:drawing>
+          <wp:inline distT="0" distB="0" distL="0" distR="0" wp14:anchorId="59166BB7" wp14:editId="72505FF1">
+            <wp:extent cx="6645910" cy="888365"/>
+            <wp:effectExtent l="0" t="0" r="2540" b="6985"/>
+            <wp:docPr id="2080000695" name="그림 4"/>
+            <wp:cNvGraphicFramePr>
+              <a:graphicFrameLocks xmlns:a="http://schemas.openxmlformats.org/drawingml/2006/main" noChangeAspect="1"/>
+            </wp:cNvGraphicFramePr>
+            <a:graphic xmlns:a="http://schemas.openxmlformats.org/drawingml/2006/main">
+              <a:graphicData uri="http://schemas.openxmlformats.org/drawingml/2006/picture">
+                <pic:pic xmlns:pic="http://schemas.openxmlformats.org/drawingml/2006/picture">
+                  <pic:nvPicPr>
+                    <pic:cNvPr id="0" name="Picture 4"/>
+                    <pic:cNvPicPr>
+                      <a:picLocks noChangeAspect="1" noChangeArrowheads="1"/>
+                    </pic:cNvPicPr>
+                  </pic:nvPicPr>
+                  <pic:blipFill>
+                    <a:blip r:embed="rId14">
+                      <a:extLst>
+                        <a:ext uri="{28A0092B-C50C-407E-A947-70E740481C1C}">
+                          <a14:useLocalDpi xmlns:a14="http://schemas.microsoft.com/office/drawing/2010/main" val="0"/>
+                        </a:ext>
+                      </a:extLst>
+                    </a:blip>
+                    <a:srcRect/>
+                    <a:stretch>
+                      <a:fillRect/>
+                    </a:stretch>
+                  </pic:blipFill>
+                  <pic:spPr bwMode="auto">
+                    <a:xfrm>
+                      <a:off x="0" y="0"/>
+                      <a:ext cx="6645910" cy="888365"/>
                     </a:xfrm>
                     <a:prstGeom prst="rect">
                       <a:avLst/>
@@ -1972,7 +2290,7 @@
           <w:b/>
           <w:bCs/>
         </w:rPr>
-        <w:t>Figure</w:t>
+        <w:t>Figure S5.</w:t>
       </w:r>
       <w:r>
         <w:rPr>
@@ -1980,31 +2298,36 @@
           <w:b/>
           <w:bCs/>
         </w:rPr>
-        <w:t xml:space="preserve"> </w:t>
-      </w:r>
-      <w:proofErr w:type="spellStart"/>
+        <w:t>8</w:t>
+      </w:r>
       <w:r>
         <w:rPr>
           <w:rFonts w:hint="eastAsia"/>
           <w:b/>
           <w:bCs/>
         </w:rPr>
-        <w:t>S5.7</w:t>
-      </w:r>
-      <w:proofErr w:type="spellEnd"/>
-      <w:r>
-        <w:rPr>
-          <w:rFonts w:hint="eastAsia"/>
-          <w:b/>
-          <w:bCs/>
-        </w:rPr>
         <w:t>:</w:t>
       </w:r>
       <w:r>
         <w:rPr>
           <w:rFonts w:hint="eastAsia"/>
         </w:rPr>
-        <w:t xml:space="preserve"> Final results modified based on expert qualitative evaluation</w:t>
+        <w:t xml:space="preserve"> </w:t>
+      </w:r>
+      <w:r>
+        <w:rPr>
+          <w:rFonts w:hint="eastAsia"/>
+        </w:rPr>
+        <w:t xml:space="preserve">Counts of keywords </w:t>
+      </w:r>
+      <w:r>
+        <w:t>according</w:t>
+      </w:r>
+      <w:r>
+        <w:rPr>
+          <w:rFonts w:hint="eastAsia"/>
+        </w:rPr>
+        <w:t xml:space="preserve"> to ABCE and UNESCO framework</w:t>
       </w:r>
       <w:r>
         <w:rPr>
@@ -2012,21 +2335,45 @@
         </w:rPr>
         <w:t xml:space="preserve"> in the </w:t>
       </w:r>
-      <w:proofErr w:type="spellStart"/>
-      <w:r>
-        <w:rPr>
-          <w:i/>
-          <w:iCs/>
-        </w:rPr>
-        <w:t>S6.ABCE</w:t>
-      </w:r>
-      <w:proofErr w:type="spellEnd"/>
-      <w:r>
-        <w:rPr>
-          <w:i/>
-          <w:iCs/>
-        </w:rPr>
-        <w:t>-UNESCO</w:t>
+      <w:r>
+        <w:rPr>
+          <w:i/>
+          <w:iCs/>
+        </w:rPr>
+        <w:t>S</w:t>
+      </w:r>
+      <w:proofErr w:type="gramStart"/>
+      <w:r>
+        <w:rPr>
+          <w:rFonts w:hint="eastAsia"/>
+          <w:i/>
+          <w:iCs/>
+        </w:rPr>
+        <w:t>7</w:t>
+      </w:r>
+      <w:r>
+        <w:rPr>
+          <w:i/>
+          <w:iCs/>
+        </w:rPr>
+        <w:t>.</w:t>
+      </w:r>
+      <w:r>
+        <w:rPr>
+          <w:rFonts w:hint="eastAsia"/>
+          <w:i/>
+          <w:iCs/>
+        </w:rPr>
+        <w:t>Evidence</w:t>
+      </w:r>
+      <w:proofErr w:type="gramEnd"/>
+      <w:r>
+        <w:rPr>
+          <w:rFonts w:hint="eastAsia"/>
+          <w:i/>
+          <w:iCs/>
+        </w:rPr>
+        <w:t xml:space="preserve"> Table</w:t>
       </w:r>
       <w:r>
         <w:rPr>
@@ -2046,15 +2393,13 @@
     <w:p>
       <w:pPr>
         <w:pStyle w:val="RESPLETTER"/>
-      </w:pPr>
-    </w:p>
-    <w:p>
-      <w:pPr>
-        <w:pStyle w:val="RESPLETTER"/>
+        <w:rPr>
+          <w:rFonts w:hint="eastAsia"/>
+        </w:rPr>
       </w:pPr>
     </w:p>
     <w:sectPr>
-      <w:footerReference w:type="default" r:id="rId14"/>
+      <w:footerReference w:type="default" r:id="rId15"/>
       <w:pgSz w:w="11906" w:h="16838"/>
       <w:pgMar w:top="720" w:right="720" w:bottom="720" w:left="720" w:header="851" w:footer="24" w:gutter="0"/>
       <w:cols w:space="425"/>
@@ -3121,28 +3466,28 @@
       </w:rPr>
     </w:lvl>
   </w:abstractNum>
-  <w:num w:numId="1" w16cid:durableId="604191327">
+  <w:num w:numId="1" w16cid:durableId="277493157">
     <w:abstractNumId w:val="1"/>
   </w:num>
-  <w:num w:numId="2" w16cid:durableId="718550176">
+  <w:num w:numId="2" w16cid:durableId="1758557385">
     <w:abstractNumId w:val="2"/>
   </w:num>
-  <w:num w:numId="3" w16cid:durableId="333723078">
+  <w:num w:numId="3" w16cid:durableId="671371530">
     <w:abstractNumId w:val="6"/>
   </w:num>
-  <w:num w:numId="4" w16cid:durableId="126050039">
+  <w:num w:numId="4" w16cid:durableId="58870130">
     <w:abstractNumId w:val="0"/>
   </w:num>
-  <w:num w:numId="5" w16cid:durableId="337008232">
+  <w:num w:numId="5" w16cid:durableId="312831354">
     <w:abstractNumId w:val="5"/>
   </w:num>
-  <w:num w:numId="6" w16cid:durableId="239755862">
+  <w:num w:numId="6" w16cid:durableId="1236236058">
     <w:abstractNumId w:val="4"/>
   </w:num>
-  <w:num w:numId="7" w16cid:durableId="1495300759">
+  <w:num w:numId="7" w16cid:durableId="1561287620">
     <w:abstractNumId w:val="3"/>
   </w:num>
-  <w:num w:numId="8" w16cid:durableId="1944998350">
+  <w:num w:numId="8" w16cid:durableId="1452163136">
     <w:abstractNumId w:val="3"/>
     <w:lvlOverride w:ilvl="0">
       <w:startOverride w:val="1"/>
@@ -3770,7 +4115,6 @@
   <w:style w:type="character" w:default="1" w:styleId="a0">
     <w:name w:val="Default Paragraph Font"/>
     <w:uiPriority w:val="1"/>
-    <w:semiHidden/>
     <w:unhideWhenUsed/>
   </w:style>
   <w:style w:type="table" w:default="1" w:styleId="a1">

--- a/Supplementary Materials/S5.Data Extraction Form.docx
+++ b/Supplementary Materials/S5.Data Extraction Form.docx
@@ -1,6 +1,6 @@
 
 <file path=word/document.xml><?xml version="1.0" encoding="utf-8"?>
-<w:document xmlns:wpc="http://schemas.microsoft.com/office/word/2010/wordprocessingCanvas" xmlns:cx="http://schemas.microsoft.com/office/drawing/2014/chartex" xmlns:cx1="http://schemas.microsoft.com/office/drawing/2015/9/8/chartex" xmlns:cx2="http://schemas.microsoft.com/office/drawing/2015/10/21/chartex" xmlns:cx3="http://schemas.microsoft.com/office/drawing/2016/5/9/chartex" xmlns:cx4="http://schemas.microsoft.com/office/drawing/2016/5/10/chartex" xmlns:cx5="http://schemas.microsoft.com/office/drawing/2016/5/11/chartex" xmlns:cx6="http://schemas.microsoft.com/office/drawing/2016/5/12/chartex" xmlns:cx7="http://schemas.microsoft.com/office/drawing/2016/5/13/chartex" xmlns:cx8="http://schemas.microsoft.com/office/drawing/2016/5/14/chartex" xmlns:mc="http://schemas.openxmlformats.org/markup-compatibility/2006" xmlns:aink="http://schemas.microsoft.com/office/drawing/2016/ink" xmlns:am3d="http://schemas.microsoft.com/office/drawing/2017/model3d" xmlns:o="urn:schemas-microsoft-com:office:office" xmlns:oel="http://schemas.microsoft.com/office/2019/extlst" xmlns:r="http://schemas.openxmlformats.org/officeDocument/2006/relationships" xmlns:m="http://schemas.openxmlformats.org/officeDocument/2006/math" xmlns:v="urn:schemas-microsoft-com:vml" xmlns:wp14="http://schemas.microsoft.com/office/word/2010/wordprocessingDrawing" xmlns:wp="http://schemas.openxmlformats.org/drawingml/2006/wordprocessingDrawing" xmlns:w10="urn:schemas-microsoft-com:office:word" xmlns:w="http://schemas.openxmlformats.org/wordprocessingml/2006/main" xmlns:w14="http://schemas.microsoft.com/office/word/2010/wordml" xmlns:w15="http://schemas.microsoft.com/office/word/2012/wordml" xmlns:w16cex="http://schemas.microsoft.com/office/word/2018/wordml/cex" xmlns:w16cid="http://schemas.microsoft.com/office/word/2016/wordml/cid" xmlns:w16="http://schemas.microsoft.com/office/word/2018/wordml" xmlns:w16du="http://schemas.microsoft.com/office/word/2023/wordml/word16du" xmlns:w16sdtdh="http://schemas.microsoft.com/office/word/2020/wordml/sdtdatahash" xmlns:w16sdtfl="http://schemas.microsoft.com/office/word/2024/wordml/sdtformatlock" xmlns:w16se="http://schemas.microsoft.com/office/word/2015/wordml/symex" xmlns:wpg="http://schemas.microsoft.com/office/word/2010/wordprocessingGroup" xmlns:wpi="http://schemas.microsoft.com/office/word/2010/wordprocessingInk" xmlns:wne="http://schemas.microsoft.com/office/word/2006/wordml" xmlns:wps="http://schemas.microsoft.com/office/word/2010/wordprocessingShape" mc:Ignorable="w14 w15 w16se w16cid w16 w16cex w16sdtdh w16sdtfl w16du wp14">
+<w:document xmlns:wpc="http://schemas.microsoft.com/office/word/2010/wordprocessingCanvas" xmlns:cx="http://schemas.microsoft.com/office/drawing/2014/chartex" xmlns:cx1="http://schemas.microsoft.com/office/drawing/2015/9/8/chartex" xmlns:cx2="http://schemas.microsoft.com/office/drawing/2015/10/21/chartex" xmlns:cx3="http://schemas.microsoft.com/office/drawing/2016/5/9/chartex" xmlns:cx4="http://schemas.microsoft.com/office/drawing/2016/5/10/chartex" xmlns:cx5="http://schemas.microsoft.com/office/drawing/2016/5/11/chartex" xmlns:cx6="http://schemas.microsoft.com/office/drawing/2016/5/12/chartex" xmlns:cx7="http://schemas.microsoft.com/office/drawing/2016/5/13/chartex" xmlns:cx8="http://schemas.microsoft.com/office/drawing/2016/5/14/chartex" xmlns:mc="http://schemas.openxmlformats.org/markup-compatibility/2006" xmlns:aink="http://schemas.microsoft.com/office/drawing/2016/ink" xmlns:am3d="http://schemas.microsoft.com/office/drawing/2017/model3d" xmlns:o="urn:schemas-microsoft-com:office:office" xmlns:r="http://schemas.openxmlformats.org/officeDocument/2006/relationships" xmlns:m="http://schemas.openxmlformats.org/officeDocument/2006/math" xmlns:v="urn:schemas-microsoft-com:vml" xmlns:wp14="http://schemas.microsoft.com/office/word/2010/wordprocessingDrawing" xmlns:wp="http://schemas.openxmlformats.org/drawingml/2006/wordprocessingDrawing" xmlns:w10="urn:schemas-microsoft-com:office:word" xmlns:w="http://schemas.openxmlformats.org/wordprocessingml/2006/main" xmlns:w14="http://schemas.microsoft.com/office/word/2010/wordml" xmlns:w15="http://schemas.microsoft.com/office/word/2012/wordml" xmlns:w16cex="http://schemas.microsoft.com/office/word/2018/wordml/cex" xmlns:w16cid="http://schemas.microsoft.com/office/word/2016/wordml/cid" xmlns:w16="http://schemas.microsoft.com/office/word/2018/wordml" xmlns:w16sdtdh="http://schemas.microsoft.com/office/word/2020/wordml/sdtdatahash" xmlns:w16se="http://schemas.microsoft.com/office/word/2015/wordml/symex" xmlns:wpg="http://schemas.microsoft.com/office/word/2010/wordprocessingGroup" xmlns:wpi="http://schemas.microsoft.com/office/word/2010/wordprocessingInk" xmlns:wne="http://schemas.microsoft.com/office/word/2006/wordml" xmlns:wps="http://schemas.microsoft.com/office/word/2010/wordprocessingShape" mc:Ignorable="w14 w15 w16se w16cid w16 w16cex w16sdtdh wp14">
   <w:body>
     <w:p>
       <w:pPr>
@@ -121,6 +121,46 @@
           <w:i/>
           <w:iCs/>
         </w:rPr>
+        <w:t>S6.ABCE_Result</w:t>
+      </w:r>
+      <w:r>
+        <w:t xml:space="preserve"> sheets</w:t>
+      </w:r>
+      <w:r>
+        <w:rPr>
+          <w:rFonts w:hint="eastAsia"/>
+        </w:rPr>
+        <w:t xml:space="preserve"> in the </w:t>
+      </w:r>
+      <w:r>
+        <w:rPr>
+          <w:i/>
+          <w:iCs/>
+        </w:rPr>
+        <w:t>S6.Extracted Dataset</w:t>
+      </w:r>
+      <w:r>
+        <w:rPr>
+          <w:rFonts w:hint="eastAsia"/>
+          <w:i/>
+          <w:iCs/>
+        </w:rPr>
+        <w:t>.xlsx</w:t>
+      </w:r>
+      <w:r>
+        <w:rPr>
+          <w:rFonts w:hint="eastAsia"/>
+        </w:rPr>
+        <w:t xml:space="preserve"> file</w:t>
+      </w:r>
+      <w:r>
+        <w:t xml:space="preserve"> respectively contain the ABCE criteria keywords and their corresponding analysis outputs. Likewise, the </w:t>
+      </w:r>
+      <w:r>
+        <w:rPr>
+          <w:i/>
+          <w:iCs/>
+        </w:rPr>
         <w:t>S</w:t>
       </w:r>
       <w:proofErr w:type="gramStart"/>
@@ -129,7 +169,7 @@
           <w:i/>
           <w:iCs/>
         </w:rPr>
-        <w:t>6.ABCE</w:t>
+        <w:t>6.UNESCO</w:t>
       </w:r>
       <w:proofErr w:type="gramEnd"/>
       <w:r>
@@ -137,78 +177,6 @@
           <w:i/>
           <w:iCs/>
         </w:rPr>
-        <w:t>_Result</w:t>
-      </w:r>
-      <w:r>
-        <w:t xml:space="preserve"> sheets</w:t>
-      </w:r>
-      <w:r>
-        <w:rPr>
-          <w:rFonts w:hint="eastAsia"/>
-        </w:rPr>
-        <w:t xml:space="preserve"> in the </w:t>
-      </w:r>
-      <w:r>
-        <w:rPr>
-          <w:i/>
-          <w:iCs/>
-        </w:rPr>
-        <w:t>S</w:t>
-      </w:r>
-      <w:proofErr w:type="gramStart"/>
-      <w:r>
-        <w:rPr>
-          <w:i/>
-          <w:iCs/>
-        </w:rPr>
-        <w:t>6.Extracted</w:t>
-      </w:r>
-      <w:proofErr w:type="gramEnd"/>
-      <w:r>
-        <w:rPr>
-          <w:i/>
-          <w:iCs/>
-        </w:rPr>
-        <w:t xml:space="preserve"> Dataset</w:t>
-      </w:r>
-      <w:r>
-        <w:rPr>
-          <w:rFonts w:hint="eastAsia"/>
-          <w:i/>
-          <w:iCs/>
-        </w:rPr>
-        <w:t>.xlsx</w:t>
-      </w:r>
-      <w:r>
-        <w:rPr>
-          <w:rFonts w:hint="eastAsia"/>
-        </w:rPr>
-        <w:t xml:space="preserve"> file</w:t>
-      </w:r>
-      <w:r>
-        <w:t xml:space="preserve"> respectively contain the ABCE criteria keywords and their corresponding analysis outputs. Likewise, the </w:t>
-      </w:r>
-      <w:r>
-        <w:rPr>
-          <w:i/>
-          <w:iCs/>
-        </w:rPr>
-        <w:t>S</w:t>
-      </w:r>
-      <w:proofErr w:type="gramStart"/>
-      <w:r>
-        <w:rPr>
-          <w:i/>
-          <w:iCs/>
-        </w:rPr>
-        <w:t>6.UNESCO</w:t>
-      </w:r>
-      <w:proofErr w:type="gramEnd"/>
-      <w:r>
-        <w:rPr>
-          <w:i/>
-          <w:iCs/>
-        </w:rPr>
         <w:t>_</w:t>
       </w:r>
       <w:r>
@@ -234,23 +202,7 @@
           <w:i/>
           <w:iCs/>
         </w:rPr>
-        <w:t>S</w:t>
-      </w:r>
-      <w:proofErr w:type="gramStart"/>
-      <w:r>
-        <w:rPr>
-          <w:i/>
-          <w:iCs/>
-        </w:rPr>
-        <w:t>6.UNESCO</w:t>
-      </w:r>
-      <w:proofErr w:type="gramEnd"/>
-      <w:r>
-        <w:rPr>
-          <w:i/>
-          <w:iCs/>
-        </w:rPr>
-        <w:t>_Result</w:t>
+        <w:t>S6.UNESCO_Result</w:t>
       </w:r>
       <w:r>
         <w:t xml:space="preserve"> sheets present the UNESCO criteria keywords and results. The </w:t>
@@ -330,23 +282,7 @@
           <w:i/>
           <w:iCs/>
         </w:rPr>
-        <w:t>S</w:t>
-      </w:r>
-      <w:proofErr w:type="gramStart"/>
-      <w:r>
-        <w:rPr>
-          <w:i/>
-          <w:iCs/>
-        </w:rPr>
-        <w:t>4.Screening</w:t>
-      </w:r>
-      <w:proofErr w:type="gramEnd"/>
-      <w:r>
-        <w:rPr>
-          <w:i/>
-          <w:iCs/>
-        </w:rPr>
-        <w:t xml:space="preserve"> Logs</w:t>
+        <w:t>S4.Screening Logs</w:t>
       </w:r>
       <w:r>
         <w:rPr>
@@ -439,7 +375,7 @@
                     </pic:cNvPicPr>
                   </pic:nvPicPr>
                   <pic:blipFill>
-                    <a:blip r:embed="rId7" cstate="print">
+                    <a:blip r:embed="rId8" cstate="print">
                       <a:extLst>
                         <a:ext uri="{28A0092B-C50C-407E-A947-70E740481C1C}">
                           <a14:useLocalDpi xmlns:a14="http://schemas.microsoft.com/office/drawing/2010/main" val="0"/>
@@ -537,23 +473,7 @@
           <w:i/>
           <w:iCs/>
         </w:rPr>
-        <w:t>S</w:t>
-      </w:r>
-      <w:proofErr w:type="gramStart"/>
-      <w:r>
-        <w:rPr>
-          <w:i/>
-          <w:iCs/>
-        </w:rPr>
-        <w:t>4.Screening</w:t>
-      </w:r>
-      <w:proofErr w:type="gramEnd"/>
-      <w:r>
-        <w:rPr>
-          <w:i/>
-          <w:iCs/>
-        </w:rPr>
-        <w:t xml:space="preserve"> Logs</w:t>
+        <w:t>S4.Screening Logs</w:t>
       </w:r>
       <w:r>
         <w:rPr>
@@ -571,169 +491,6 @@
       <w:pPr>
         <w:pStyle w:val="RESPLETTER"/>
       </w:pPr>
-    </w:p>
-    <w:p>
-      <w:pPr>
-        <w:pStyle w:val="RESPLETTER"/>
-      </w:pPr>
-      <w:r>
-        <w:t xml:space="preserve">The </w:t>
-      </w:r>
-      <w:proofErr w:type="gramStart"/>
-      <w:r>
-        <w:t>final results</w:t>
-      </w:r>
-      <w:proofErr w:type="gramEnd"/>
-      <w:r>
-        <w:t xml:space="preserve"> were recorded in the </w:t>
-      </w:r>
-      <w:r>
-        <w:rPr>
-          <w:i/>
-          <w:iCs/>
-        </w:rPr>
-        <w:t>S</w:t>
-      </w:r>
-      <w:proofErr w:type="gramStart"/>
-      <w:r>
-        <w:rPr>
-          <w:i/>
-          <w:iCs/>
-        </w:rPr>
-        <w:t>6.ABCE</w:t>
-      </w:r>
-      <w:proofErr w:type="gramEnd"/>
-      <w:r>
-        <w:rPr>
-          <w:i/>
-          <w:iCs/>
-        </w:rPr>
-        <w:t>-UNESCO</w:t>
-      </w:r>
-      <w:r>
-        <w:t xml:space="preserve"> sheet and submitted as Supplementary File </w:t>
-      </w:r>
-      <w:r>
-        <w:rPr>
-          <w:i/>
-          <w:iCs/>
-        </w:rPr>
-        <w:t>S</w:t>
-      </w:r>
-      <w:proofErr w:type="gramStart"/>
-      <w:r>
-        <w:rPr>
-          <w:i/>
-          <w:iCs/>
-        </w:rPr>
-        <w:t>6.Extracted</w:t>
-      </w:r>
-      <w:proofErr w:type="gramEnd"/>
-      <w:r>
-        <w:rPr>
-          <w:i/>
-          <w:iCs/>
-        </w:rPr>
-        <w:t xml:space="preserve"> Dataset</w:t>
-      </w:r>
-      <w:r>
-        <w:rPr>
-          <w:rFonts w:hint="eastAsia"/>
-          <w:i/>
-          <w:iCs/>
-        </w:rPr>
-        <w:t>.xlsx</w:t>
-      </w:r>
-      <w:r>
-        <w:t xml:space="preserve">. All related materials, including </w:t>
-      </w:r>
-      <w:r>
-        <w:rPr>
-          <w:i/>
-          <w:iCs/>
-        </w:rPr>
-        <w:t>S</w:t>
-      </w:r>
-      <w:proofErr w:type="gramStart"/>
-      <w:r>
-        <w:rPr>
-          <w:i/>
-          <w:iCs/>
-        </w:rPr>
-        <w:t>4.Screening</w:t>
-      </w:r>
-      <w:proofErr w:type="gramEnd"/>
-      <w:r>
-        <w:rPr>
-          <w:i/>
-          <w:iCs/>
-        </w:rPr>
-        <w:t xml:space="preserve"> Logs</w:t>
-      </w:r>
-      <w:r>
-        <w:rPr>
-          <w:rFonts w:hint="eastAsia"/>
-          <w:i/>
-          <w:iCs/>
-        </w:rPr>
-        <w:t>.xlsx</w:t>
-      </w:r>
-      <w:r>
-        <w:t xml:space="preserve"> and </w:t>
-      </w:r>
-      <w:r>
-        <w:rPr>
-          <w:i/>
-          <w:iCs/>
-        </w:rPr>
-        <w:t>S</w:t>
-      </w:r>
-      <w:proofErr w:type="gramStart"/>
-      <w:r>
-        <w:rPr>
-          <w:i/>
-          <w:iCs/>
-        </w:rPr>
-        <w:t>6.Extracted</w:t>
-      </w:r>
-      <w:proofErr w:type="gramEnd"/>
-      <w:r>
-        <w:rPr>
-          <w:i/>
-          <w:iCs/>
-        </w:rPr>
-        <w:t xml:space="preserve"> Dataset</w:t>
-      </w:r>
-      <w:r>
-        <w:rPr>
-          <w:rFonts w:hint="eastAsia"/>
-          <w:i/>
-          <w:iCs/>
-        </w:rPr>
-        <w:t>.xlsx</w:t>
-      </w:r>
-      <w:r>
-        <w:t xml:space="preserve">, are consolidated in the </w:t>
-      </w:r>
-      <w:r>
-        <w:rPr>
-          <w:i/>
-          <w:iCs/>
-        </w:rPr>
-        <w:t>Supplementary Materials</w:t>
-      </w:r>
-      <w:r>
-        <w:t xml:space="preserve"> f</w:t>
-      </w:r>
-      <w:r>
-        <w:rPr>
-          <w:rFonts w:hint="eastAsia"/>
-        </w:rPr>
-        <w:t>older</w:t>
-      </w:r>
-      <w:r>
-        <w:t xml:space="preserve"> and made publicly available via GitHub. By adjusting the file path specified in the released source code, readers can directly reproduce the analysis and access the corresponding results.</w:t>
-      </w:r>
     </w:p>
     <w:p>
       <w:pPr>
@@ -847,7 +604,7 @@
                     </pic:cNvPicPr>
                   </pic:nvPicPr>
                   <pic:blipFill>
-                    <a:blip r:embed="rId8" cstate="print">
+                    <a:blip r:embed="rId9" cstate="print">
                       <a:extLst>
                         <a:ext uri="{28A0092B-C50C-407E-A947-70E740481C1C}">
                           <a14:useLocalDpi xmlns:a14="http://schemas.microsoft.com/office/drawing/2010/main" val="0"/>
@@ -945,23 +702,7 @@
           <w:i/>
           <w:iCs/>
         </w:rPr>
-        <w:t>S</w:t>
-      </w:r>
-      <w:proofErr w:type="gramStart"/>
-      <w:r>
-        <w:rPr>
-          <w:i/>
-          <w:iCs/>
-        </w:rPr>
-        <w:t>4.Screening</w:t>
-      </w:r>
-      <w:proofErr w:type="gramEnd"/>
-      <w:r>
-        <w:rPr>
-          <w:i/>
-          <w:iCs/>
-        </w:rPr>
-        <w:t xml:space="preserve"> Logs</w:t>
+        <w:t>S4.Screening Logs</w:t>
       </w:r>
       <w:r>
         <w:rPr>
@@ -985,6 +726,53 @@
         <w:pStyle w:val="RESPLETTER"/>
       </w:pPr>
       <w:r>
+        <w:t xml:space="preserve">The final results were recorded in the </w:t>
+      </w:r>
+      <w:r>
+        <w:rPr>
+          <w:i/>
+          <w:iCs/>
+        </w:rPr>
+        <w:t>S</w:t>
+      </w:r>
+      <w:proofErr w:type="gramStart"/>
+      <w:r>
+        <w:rPr>
+          <w:i/>
+          <w:iCs/>
+        </w:rPr>
+        <w:t>6.ABCE</w:t>
+      </w:r>
+      <w:proofErr w:type="gramEnd"/>
+      <w:r>
+        <w:rPr>
+          <w:i/>
+          <w:iCs/>
+        </w:rPr>
+        <w:t>-UNESCO</w:t>
+      </w:r>
+      <w:r>
+        <w:t xml:space="preserve"> sheet and submitted as Supplementary File </w:t>
+      </w:r>
+      <w:r>
+        <w:rPr>
+          <w:i/>
+          <w:iCs/>
+        </w:rPr>
+        <w:t>S6.Extracted Dataset</w:t>
+      </w:r>
+      <w:r>
+        <w:rPr>
+          <w:rFonts w:hint="eastAsia"/>
+          <w:i/>
+          <w:iCs/>
+        </w:rPr>
+        <w:t>.xlsx</w:t>
+      </w:r>
+      <w:r>
+        <w:t xml:space="preserve">. </w:t>
+      </w:r>
+      <w:r>
         <w:t xml:space="preserve">The </w:t>
       </w:r>
       <w:r>
@@ -1000,7 +788,7 @@
           <w:i/>
           <w:iCs/>
         </w:rPr>
-        <w:t>7.Evidence</w:t>
+        <w:t>6.ABCE</w:t>
       </w:r>
       <w:proofErr w:type="gramEnd"/>
       <w:r>
@@ -1008,118 +796,34 @@
           <w:i/>
           <w:iCs/>
         </w:rPr>
-        <w:t xml:space="preserve"> Tables</w:t>
-      </w:r>
-      <w:r>
-        <w:t xml:space="preserve"> sheet in Supplementary File </w:t>
-      </w:r>
-      <w:r>
-        <w:rPr>
-          <w:i/>
-          <w:iCs/>
-        </w:rPr>
-        <w:t>S</w:t>
-      </w:r>
-      <w:proofErr w:type="gramStart"/>
-      <w:r>
-        <w:rPr>
-          <w:i/>
-          <w:iCs/>
-        </w:rPr>
-        <w:t>7.Evidence</w:t>
-      </w:r>
-      <w:proofErr w:type="gramEnd"/>
-      <w:r>
-        <w:rPr>
-          <w:i/>
-          <w:iCs/>
-        </w:rPr>
-        <w:t xml:space="preserve"> Tables</w:t>
-      </w:r>
-      <w:r>
-        <w:rPr>
-          <w:rFonts w:hint="eastAsia"/>
-          <w:i/>
-          <w:iCs/>
-        </w:rPr>
-        <w:t>.xlsx</w:t>
-      </w:r>
-      <w:r>
-        <w:t xml:space="preserve"> summarizes the results of the ABCE and </w:t>
-      </w:r>
-      <w:r>
-        <w:lastRenderedPageBreak/>
-        <w:t>UNESCO analyses, including the number of keywords identified for each category, the number of duplicates removed, and the final number of keywords retained.</w:t>
-      </w:r>
-      <w:r>
-        <w:rPr>
-          <w:rFonts w:hint="eastAsia"/>
+        <w:t>_</w:t>
+      </w:r>
+      <w:r>
+        <w:rPr>
+          <w:i/>
+          <w:iCs/>
+        </w:rPr>
+        <w:t>Criteria_Keywords</w:t>
+      </w:r>
+      <w:r>
+        <w:rPr>
+          <w:rFonts w:hint="eastAsia"/>
+          <w:i/>
+          <w:iCs/>
         </w:rPr>
         <w:t xml:space="preserve"> </w:t>
       </w:r>
       <w:r>
-        <w:rPr>
-          <w:i/>
-          <w:iCs/>
-        </w:rPr>
-        <w:t>Remains</w:t>
-      </w:r>
-      <w:r>
-        <w:t xml:space="preserve"> represents the number of keywords retained after processing that were ultimately included in the final table.</w:t>
-      </w:r>
-      <w:r>
-        <w:rPr>
-          <w:rFonts w:hint="eastAsia"/>
-        </w:rPr>
-        <w:t xml:space="preserve"> </w:t>
-      </w:r>
-      <w:r>
-        <w:t xml:space="preserve">All related materials, including </w:t>
-      </w:r>
-      <w:r>
-        <w:rPr>
-          <w:i/>
-          <w:iCs/>
-        </w:rPr>
-        <w:t>S</w:t>
-      </w:r>
-      <w:proofErr w:type="gramStart"/>
-      <w:r>
-        <w:rPr>
-          <w:i/>
-          <w:iCs/>
-        </w:rPr>
-        <w:t>7.Evidence</w:t>
-      </w:r>
-      <w:proofErr w:type="gramEnd"/>
-      <w:r>
-        <w:rPr>
-          <w:i/>
-          <w:iCs/>
-        </w:rPr>
-        <w:t xml:space="preserve"> Tables</w:t>
-      </w:r>
-      <w:r>
-        <w:t xml:space="preserve">, are consolidated in the </w:t>
-      </w:r>
-      <w:r>
-        <w:rPr>
-          <w:i/>
-          <w:iCs/>
-        </w:rPr>
-        <w:t>Supplementary Materials</w:t>
-      </w:r>
-      <w:r>
-        <w:t xml:space="preserve"> f</w:t>
-      </w:r>
-      <w:r>
-        <w:rPr>
-          <w:rFonts w:hint="eastAsia"/>
-        </w:rPr>
-        <w:t>older</w:t>
-      </w:r>
-      <w:r>
-        <w:t xml:space="preserve"> and made publicly available via GitHub.</w:t>
+        <w:t xml:space="preserve">sheet lists the criteria keywords extracted from ABCE-related studies through expert qualitative </w:t>
+      </w:r>
+      <w:r>
+        <w:rPr>
+          <w:rFonts w:hint="eastAsia"/>
+        </w:rPr>
+        <w:t>evaluation</w:t>
+      </w:r>
+      <w:r>
+        <w:t>.</w:t>
       </w:r>
     </w:p>
     <w:p>
@@ -1130,168 +834,13 @@
     <w:p>
       <w:pPr>
         <w:pStyle w:val="RESPLETTER"/>
-      </w:pPr>
-      <w:r>
-        <w:drawing>
-          <wp:inline distT="0" distB="0" distL="0" distR="0" wp14:anchorId="645F748D" wp14:editId="13C1EB9B">
-            <wp:extent cx="6645910" cy="779780"/>
-            <wp:effectExtent l="0" t="0" r="2540" b="1270"/>
-            <wp:docPr id="854339832" name="그림 1"/>
-            <wp:cNvGraphicFramePr>
-              <a:graphicFrameLocks xmlns:a="http://schemas.openxmlformats.org/drawingml/2006/main" noChangeAspect="1"/>
-            </wp:cNvGraphicFramePr>
-            <a:graphic xmlns:a="http://schemas.openxmlformats.org/drawingml/2006/main">
-              <a:graphicData uri="http://schemas.openxmlformats.org/drawingml/2006/picture">
-                <pic:pic xmlns:pic="http://schemas.openxmlformats.org/drawingml/2006/picture">
-                  <pic:nvPicPr>
-                    <pic:cNvPr id="0" name="Picture 1"/>
-                    <pic:cNvPicPr>
-                      <a:picLocks noChangeAspect="1" noChangeArrowheads="1"/>
-                    </pic:cNvPicPr>
-                  </pic:nvPicPr>
-                  <pic:blipFill>
-                    <a:blip r:embed="rId9">
-                      <a:extLst>
-                        <a:ext uri="{28A0092B-C50C-407E-A947-70E740481C1C}">
-                          <a14:useLocalDpi xmlns:a14="http://schemas.microsoft.com/office/drawing/2010/main" val="0"/>
-                        </a:ext>
-                      </a:extLst>
-                    </a:blip>
-                    <a:srcRect/>
-                    <a:stretch>
-                      <a:fillRect/>
-                    </a:stretch>
-                  </pic:blipFill>
-                  <pic:spPr bwMode="auto">
-                    <a:xfrm>
-                      <a:off x="0" y="0"/>
-                      <a:ext cx="6645910" cy="779780"/>
-                    </a:xfrm>
-                    <a:prstGeom prst="rect">
-                      <a:avLst/>
-                    </a:prstGeom>
-                    <a:noFill/>
-                    <a:ln>
-                      <a:noFill/>
-                    </a:ln>
-                  </pic:spPr>
-                </pic:pic>
-              </a:graphicData>
-            </a:graphic>
-          </wp:inline>
-        </w:drawing>
-      </w:r>
-    </w:p>
-    <w:p>
-      <w:pPr>
-        <w:pStyle w:val="RESPLETTER"/>
         <w:jc w:val="center"/>
       </w:pPr>
       <w:r>
         <w:rPr>
-          <w:rFonts w:hint="eastAsia"/>
-          <w:b/>
-          <w:bCs/>
-        </w:rPr>
-        <w:t>Figure</w:t>
-      </w:r>
-      <w:r>
-        <w:rPr>
-          <w:rFonts w:hint="eastAsia"/>
-          <w:b/>
-          <w:bCs/>
-        </w:rPr>
-        <w:t xml:space="preserve"> S5.3</w:t>
-      </w:r>
-      <w:r>
-        <w:rPr>
-          <w:rFonts w:hint="eastAsia"/>
-          <w:b/>
-          <w:bCs/>
-        </w:rPr>
-        <w:t>:</w:t>
-      </w:r>
-      <w:r>
-        <w:rPr>
-          <w:rFonts w:hint="eastAsia"/>
-        </w:rPr>
-        <w:t xml:space="preserve"> Evidence table includes information for verification</w:t>
-      </w:r>
-    </w:p>
-    <w:p>
-      <w:pPr>
-        <w:pStyle w:val="RESPLETTER"/>
-      </w:pPr>
-    </w:p>
-    <w:p>
-      <w:pPr>
-        <w:pStyle w:val="RESPLETTER"/>
-      </w:pPr>
-      <w:r>
-        <w:t xml:space="preserve">The </w:t>
-      </w:r>
-      <w:r>
-        <w:rPr>
-          <w:i/>
-          <w:iCs/>
-        </w:rPr>
-        <w:t>S</w:t>
-      </w:r>
-      <w:proofErr w:type="gramStart"/>
-      <w:r>
-        <w:rPr>
-          <w:i/>
-          <w:iCs/>
-        </w:rPr>
-        <w:t>6.ABCE</w:t>
-      </w:r>
-      <w:proofErr w:type="gramEnd"/>
-      <w:r>
-        <w:rPr>
-          <w:i/>
-          <w:iCs/>
-        </w:rPr>
-        <w:t>_</w:t>
-      </w:r>
-      <w:r>
-        <w:rPr>
-          <w:i/>
-          <w:iCs/>
-        </w:rPr>
-        <w:t>Criteria_Keywords</w:t>
-      </w:r>
-      <w:r>
-        <w:rPr>
-          <w:rFonts w:hint="eastAsia"/>
-          <w:i/>
-          <w:iCs/>
-        </w:rPr>
-        <w:t xml:space="preserve"> </w:t>
-      </w:r>
-      <w:r>
-        <w:t xml:space="preserve">sheet lists the criteria keywords extracted from ABCE-related studies through expert qualitative </w:t>
-      </w:r>
-      <w:r>
-        <w:rPr>
-          <w:rFonts w:hint="eastAsia"/>
-        </w:rPr>
-        <w:t>evaluation</w:t>
-      </w:r>
-      <w:r>
-        <w:t>.</w:t>
-      </w:r>
-    </w:p>
-    <w:p>
-      <w:pPr>
-        <w:pStyle w:val="RESPLETTER"/>
-      </w:pPr>
-    </w:p>
-    <w:p>
-      <w:pPr>
-        <w:pStyle w:val="RESPLETTER"/>
-        <w:jc w:val="center"/>
-      </w:pPr>
-      <w:r>
+          <w:noProof/>
+        </w:rPr>
+        <w:lastRenderedPageBreak/>
         <w:drawing>
           <wp:inline distT="0" distB="0" distL="0" distR="0" wp14:anchorId="1BEEA297" wp14:editId="087D6E3D">
             <wp:extent cx="5685389" cy="1975708"/>
@@ -1348,7 +897,14 @@
           <w:b/>
           <w:bCs/>
         </w:rPr>
-        <w:t xml:space="preserve"> S5.4</w:t>
+        <w:t xml:space="preserve"> S5.</w:t>
+      </w:r>
+      <w:r>
+        <w:rPr>
+          <w:b/>
+          <w:bCs/>
+        </w:rPr>
+        <w:t>3</w:t>
       </w:r>
       <w:r>
         <w:rPr>
@@ -1603,14 +1159,21 @@
           <w:b/>
           <w:bCs/>
         </w:rPr>
-        <w:t xml:space="preserve"> S5.5</w:t>
-      </w:r>
-      <w:r>
-        <w:rPr>
-          <w:rFonts w:hint="eastAsia"/>
+        <w:t xml:space="preserve"> S5.</w:t>
+      </w:r>
+      <w:r>
+        <w:rPr>
           <w:b/>
           <w:bCs/>
         </w:rPr>
+        <w:t>4</w:t>
+      </w:r>
+      <w:r>
+        <w:rPr>
+          <w:rFonts w:hint="eastAsia"/>
+          <w:b/>
+          <w:bCs/>
+        </w:rPr>
         <w:t>:</w:t>
       </w:r>
       <w:r>
@@ -1663,9 +1226,6 @@
     <w:p>
       <w:pPr>
         <w:pStyle w:val="RESPLETTER"/>
-        <w:rPr>
-          <w:rFonts w:hint="eastAsia"/>
-        </w:rPr>
       </w:pPr>
       <w:r>
         <w:t xml:space="preserve">The </w:t>
@@ -1752,23 +1312,7 @@
           <w:i/>
           <w:iCs/>
         </w:rPr>
-        <w:t>S</w:t>
-      </w:r>
-      <w:proofErr w:type="gramStart"/>
-      <w:r>
-        <w:rPr>
-          <w:i/>
-          <w:iCs/>
-        </w:rPr>
-        <w:t>6.ABCE</w:t>
-      </w:r>
-      <w:proofErr w:type="gramEnd"/>
-      <w:r>
-        <w:rPr>
-          <w:i/>
-          <w:iCs/>
-        </w:rPr>
-        <w:t xml:space="preserve">_Result </w:t>
+        <w:t xml:space="preserve">S6.ABCE_Result </w:t>
       </w:r>
       <w:r>
         <w:t>sheet.</w:t>
@@ -1826,7 +1370,9 @@
         </w:rPr>
       </w:pPr>
       <w:r>
-        <w:lastRenderedPageBreak/>
+        <w:rPr>
+          <w:noProof/>
+        </w:rPr>
         <w:drawing>
           <wp:inline distT="0" distB="0" distL="0" distR="0" wp14:anchorId="32536124" wp14:editId="0E7D75D7">
             <wp:extent cx="6645910" cy="1054735"/>
@@ -1896,14 +1442,21 @@
           <w:b/>
           <w:bCs/>
         </w:rPr>
-        <w:t xml:space="preserve"> S5.6</w:t>
-      </w:r>
-      <w:r>
-        <w:rPr>
-          <w:rFonts w:hint="eastAsia"/>
+        <w:t xml:space="preserve"> S5.</w:t>
+      </w:r>
+      <w:r>
+        <w:rPr>
           <w:b/>
           <w:bCs/>
         </w:rPr>
+        <w:t>5</w:t>
+      </w:r>
+      <w:r>
+        <w:rPr>
+          <w:rFonts w:hint="eastAsia"/>
+          <w:b/>
+          <w:bCs/>
+        </w:rPr>
         <w:t>:</w:t>
       </w:r>
       <w:r>
@@ -2020,11 +1573,12 @@
       <w:pPr>
         <w:pStyle w:val="RESPLETTER"/>
         <w:jc w:val="center"/>
-        <w:rPr>
-          <w:rFonts w:hint="eastAsia"/>
-        </w:rPr>
-      </w:pPr>
-      <w:r>
+      </w:pPr>
+      <w:r>
+        <w:rPr>
+          <w:noProof/>
+        </w:rPr>
+        <w:lastRenderedPageBreak/>
         <w:drawing>
           <wp:inline distT="0" distB="0" distL="0" distR="0" wp14:anchorId="3A61E4F9" wp14:editId="5598B569">
             <wp:extent cx="5907379" cy="1270543"/>
@@ -2098,35 +1652,28 @@
           <w:b/>
           <w:bCs/>
         </w:rPr>
-        <w:t xml:space="preserve"> S5.7</w:t>
-      </w:r>
-      <w:r>
-        <w:rPr>
-          <w:rFonts w:hint="eastAsia"/>
+        <w:t xml:space="preserve"> S5.</w:t>
+      </w:r>
+      <w:r>
+        <w:rPr>
           <w:b/>
           <w:bCs/>
         </w:rPr>
+        <w:t>6</w:t>
+      </w:r>
+      <w:r>
+        <w:rPr>
+          <w:rFonts w:hint="eastAsia"/>
+          <w:b/>
+          <w:bCs/>
+        </w:rPr>
         <w:t>:</w:t>
       </w:r>
       <w:r>
         <w:rPr>
           <w:rFonts w:hint="eastAsia"/>
         </w:rPr>
-        <w:t xml:space="preserve"> </w:t>
-      </w:r>
-      <w:proofErr w:type="gramStart"/>
-      <w:r>
-        <w:rPr>
-          <w:rFonts w:hint="eastAsia"/>
-        </w:rPr>
-        <w:t>Final results</w:t>
-      </w:r>
-      <w:proofErr w:type="gramEnd"/>
-      <w:r>
-        <w:rPr>
-          <w:rFonts w:hint="eastAsia"/>
-        </w:rPr>
-        <w:t xml:space="preserve"> modified based on expert qualitative evaluation</w:t>
+        <w:t xml:space="preserve"> Final results modified based on expert qualitative evaluation</w:t>
       </w:r>
       <w:r>
         <w:rPr>
@@ -2180,55 +1727,69 @@
     <w:p>
       <w:pPr>
         <w:pStyle w:val="RESPLETTER"/>
-        <w:rPr>
-          <w:rFonts w:hint="eastAsia"/>
-        </w:rPr>
-      </w:pPr>
-      <w:r>
-        <w:t xml:space="preserve">Figure </w:t>
-      </w:r>
-      <w:r>
-        <w:rPr>
-          <w:rFonts w:hint="eastAsia"/>
+      </w:pPr>
+      <w:r>
+        <w:t xml:space="preserve">Figure S5.7 displays </w:t>
+      </w:r>
+      <w:r>
+        <w:t xml:space="preserve">the </w:t>
+      </w:r>
+      <w:r>
+        <w:rPr>
+          <w:i/>
+          <w:iCs/>
         </w:rPr>
         <w:t>S</w:t>
       </w:r>
-      <w:r>
-        <w:t xml:space="preserve">5.8 shows the number of keywords in Tables 2, 4, and 5 inserted in the </w:t>
-      </w:r>
-      <w:r>
-        <w:rPr>
-          <w:rFonts w:hint="eastAsia"/>
-        </w:rPr>
-        <w:t>main text</w:t>
-      </w:r>
-      <w:r>
-        <w:t>. (The table numbers presented in S7 are the same as the table numbers in the text.)</w:t>
-      </w:r>
-      <w:r>
-        <w:rPr>
-          <w:rFonts w:hint="eastAsia"/>
-        </w:rPr>
-        <w:t xml:space="preserve"> </w:t>
-      </w:r>
-      <w:r>
-        <w:t xml:space="preserve">The blue highlighted area of ​​Table 5 in S7 represents the number of keywords presented in Table 5 of the </w:t>
-      </w:r>
-      <w:r>
-        <w:rPr>
-          <w:rFonts w:hint="eastAsia"/>
-        </w:rPr>
-        <w:t xml:space="preserve">main </w:t>
-      </w:r>
-      <w:r>
-        <w:t>text.</w:t>
+      <w:proofErr w:type="gramStart"/>
+      <w:r>
+        <w:rPr>
+          <w:i/>
+          <w:iCs/>
+        </w:rPr>
+        <w:t>7.Evidence</w:t>
+      </w:r>
+      <w:proofErr w:type="gramEnd"/>
+      <w:r>
+        <w:rPr>
+          <w:i/>
+          <w:iCs/>
+        </w:rPr>
+        <w:t xml:space="preserve"> Tables</w:t>
+      </w:r>
+      <w:r>
+        <w:t xml:space="preserve"> sheet (</w:t>
+      </w:r>
+      <w:r>
+        <w:t>Supplementary File</w:t>
+      </w:r>
+      <w:r>
+        <w:rPr>
+          <w:i/>
+          <w:iCs/>
+        </w:rPr>
+        <w:t xml:space="preserve"> S7.Evidence Tables.xlsx</w:t>
+      </w:r>
+      <w:r>
+        <w:t>), detailing the keyword counts for Tables 2, 4, and 5 in the main text. Table numbers in S7 align with those in the main text, and the blue highlighted area in S7 Table 5 highlights the specific keywords presented in Table 5 of the main text</w:t>
       </w:r>
     </w:p>
     <w:p>
       <w:pPr>
         <w:pStyle w:val="RESPLETTER"/>
-      </w:pPr>
-      <w:r>
+        <w:rPr>
+          <w:rFonts w:hint="eastAsia"/>
+        </w:rPr>
+      </w:pPr>
+    </w:p>
+    <w:p>
+      <w:pPr>
+        <w:pStyle w:val="RESPLETTER"/>
+      </w:pPr>
+      <w:r>
+        <w:rPr>
+          <w:noProof/>
+        </w:rPr>
         <w:drawing>
           <wp:inline distT="0" distB="0" distL="0" distR="0" wp14:anchorId="59166BB7" wp14:editId="72505FF1">
             <wp:extent cx="6645910" cy="888365"/>
@@ -2247,7 +1808,7 @@
                     </pic:cNvPicPr>
                   </pic:nvPicPr>
                   <pic:blipFill>
-                    <a:blip r:embed="rId14">
+                    <a:blip r:embed="rId14" cstate="print">
                       <a:extLst>
                         <a:ext uri="{28A0092B-C50C-407E-A947-70E740481C1C}">
                           <a14:useLocalDpi xmlns:a14="http://schemas.microsoft.com/office/drawing/2010/main" val="0"/>
@@ -2294,11 +1855,10 @@
       </w:r>
       <w:r>
         <w:rPr>
-          <w:rFonts w:hint="eastAsia"/>
           <w:b/>
           <w:bCs/>
         </w:rPr>
-        <w:t>8</w:t>
+        <w:t>7</w:t>
       </w:r>
       <w:r>
         <w:rPr>
@@ -2318,22 +1878,20 @@
         <w:rPr>
           <w:rFonts w:hint="eastAsia"/>
         </w:rPr>
-        <w:t xml:space="preserve">Counts of keywords </w:t>
-      </w:r>
-      <w:r>
-        <w:t>according</w:t>
-      </w:r>
-      <w:r>
-        <w:rPr>
-          <w:rFonts w:hint="eastAsia"/>
-        </w:rPr>
-        <w:t xml:space="preserve"> to ABCE and UNESCO framework</w:t>
-      </w:r>
-      <w:r>
-        <w:rPr>
-          <w:rFonts w:hint="eastAsia"/>
-        </w:rPr>
-        <w:t xml:space="preserve"> in the </w:t>
+        <w:t>Evidence table includes information for verification</w:t>
+      </w:r>
+    </w:p>
+    <w:p>
+      <w:pPr>
+        <w:pStyle w:val="RESPLETTER"/>
+      </w:pPr>
+    </w:p>
+    <w:p>
+      <w:pPr>
+        <w:pStyle w:val="RESPLETTER"/>
+      </w:pPr>
+      <w:r>
+        <w:t xml:space="preserve">All related materials, including </w:t>
       </w:r>
       <w:r>
         <w:rPr>
@@ -2345,49 +1903,88 @@
       <w:proofErr w:type="gramStart"/>
       <w:r>
         <w:rPr>
-          <w:rFonts w:hint="eastAsia"/>
-          <w:i/>
-          <w:iCs/>
-        </w:rPr>
-        <w:t>7</w:t>
-      </w:r>
-      <w:r>
-        <w:rPr>
-          <w:i/>
-          <w:iCs/>
-        </w:rPr>
-        <w:t>.</w:t>
-      </w:r>
-      <w:r>
-        <w:rPr>
-          <w:rFonts w:hint="eastAsia"/>
-          <w:i/>
-          <w:iCs/>
-        </w:rPr>
-        <w:t>Evidence</w:t>
+          <w:i/>
+          <w:iCs/>
+        </w:rPr>
+        <w:t>4.Screening</w:t>
       </w:r>
       <w:proofErr w:type="gramEnd"/>
       <w:r>
         <w:rPr>
-          <w:rFonts w:hint="eastAsia"/>
-          <w:i/>
-          <w:iCs/>
-        </w:rPr>
-        <w:t xml:space="preserve"> Table</w:t>
-      </w:r>
-      <w:r>
-        <w:rPr>
-          <w:rFonts w:hint="eastAsia"/>
-          <w:i/>
-          <w:iCs/>
-        </w:rPr>
-        <w:t xml:space="preserve"> </w:t>
-      </w:r>
-      <w:r>
-        <w:rPr>
-          <w:rFonts w:hint="eastAsia"/>
-        </w:rPr>
-        <w:t>sheet</w:t>
+          <w:i/>
+          <w:iCs/>
+        </w:rPr>
+        <w:t xml:space="preserve"> Logs</w:t>
+      </w:r>
+      <w:r>
+        <w:rPr>
+          <w:rFonts w:hint="eastAsia"/>
+          <w:i/>
+          <w:iCs/>
+        </w:rPr>
+        <w:t>.xlsx</w:t>
+      </w:r>
+      <w:r>
+        <w:t xml:space="preserve">, </w:t>
+      </w:r>
+      <w:r>
+        <w:rPr>
+          <w:i/>
+          <w:iCs/>
+        </w:rPr>
+        <w:t>S6.Extracted Dataset</w:t>
+      </w:r>
+      <w:r>
+        <w:rPr>
+          <w:rFonts w:hint="eastAsia"/>
+          <w:i/>
+          <w:iCs/>
+        </w:rPr>
+        <w:t>.xlsx</w:t>
+      </w:r>
+      <w:r>
+        <w:t>,</w:t>
+      </w:r>
+      <w:r>
+        <w:t xml:space="preserve"> and </w:t>
+      </w:r>
+      <w:r>
+        <w:rPr>
+          <w:i/>
+          <w:iCs/>
+        </w:rPr>
+        <w:t>S7.Evidence Tables.xlsx</w:t>
+      </w:r>
+      <w:r>
+        <w:t xml:space="preserve"> are consolidated in the </w:t>
+      </w:r>
+      <w:r>
+        <w:rPr>
+          <w:i/>
+          <w:iCs/>
+        </w:rPr>
+        <w:t>Supplementary Materials</w:t>
+      </w:r>
+      <w:r>
+        <w:t xml:space="preserve"> f</w:t>
+      </w:r>
+      <w:r>
+        <w:rPr>
+          <w:rFonts w:hint="eastAsia"/>
+        </w:rPr>
+        <w:t>older</w:t>
+      </w:r>
+      <w:r>
+        <w:t xml:space="preserve"> and made publicly available via GitHub</w:t>
+      </w:r>
+      <w:r>
+        <w:rPr>
+          <w:rStyle w:val="af5"/>
+        </w:rPr>
+        <w:footnoteReference w:id="1"/>
+      </w:r>
+      <w:r>
+        <w:t>. By adjusting the file path specified in the released source code, readers can directly reproduce the analysis and access the corresponding results.</w:t>
       </w:r>
     </w:p>
     <w:p>
@@ -2410,7 +2007,7 @@
 </file>
 
 <file path=word/endnotes.xml><?xml version="1.0" encoding="utf-8"?>
-<w:endnotes xmlns:wpc="http://schemas.microsoft.com/office/word/2010/wordprocessingCanvas" xmlns:cx="http://schemas.microsoft.com/office/drawing/2014/chartex" xmlns:cx1="http://schemas.microsoft.com/office/drawing/2015/9/8/chartex" xmlns:cx2="http://schemas.microsoft.com/office/drawing/2015/10/21/chartex" xmlns:cx3="http://schemas.microsoft.com/office/drawing/2016/5/9/chartex" xmlns:cx4="http://schemas.microsoft.com/office/drawing/2016/5/10/chartex" xmlns:cx5="http://schemas.microsoft.com/office/drawing/2016/5/11/chartex" xmlns:cx6="http://schemas.microsoft.com/office/drawing/2016/5/12/chartex" xmlns:cx7="http://schemas.microsoft.com/office/drawing/2016/5/13/chartex" xmlns:cx8="http://schemas.microsoft.com/office/drawing/2016/5/14/chartex" xmlns:mc="http://schemas.openxmlformats.org/markup-compatibility/2006" xmlns:aink="http://schemas.microsoft.com/office/drawing/2016/ink" xmlns:am3d="http://schemas.microsoft.com/office/drawing/2017/model3d" xmlns:o="urn:schemas-microsoft-com:office:office" xmlns:oel="http://schemas.microsoft.com/office/2019/extlst" xmlns:r="http://schemas.openxmlformats.org/officeDocument/2006/relationships" xmlns:m="http://schemas.openxmlformats.org/officeDocument/2006/math" xmlns:v="urn:schemas-microsoft-com:vml" xmlns:wp14="http://schemas.microsoft.com/office/word/2010/wordprocessingDrawing" xmlns:wp="http://schemas.openxmlformats.org/drawingml/2006/wordprocessingDrawing" xmlns:w10="urn:schemas-microsoft-com:office:word" xmlns:w="http://schemas.openxmlformats.org/wordprocessingml/2006/main" xmlns:w14="http://schemas.microsoft.com/office/word/2010/wordml" xmlns:w15="http://schemas.microsoft.com/office/word/2012/wordml" xmlns:w16cex="http://schemas.microsoft.com/office/word/2018/wordml/cex" xmlns:w16cid="http://schemas.microsoft.com/office/word/2016/wordml/cid" xmlns:w16="http://schemas.microsoft.com/office/word/2018/wordml" xmlns:w16du="http://schemas.microsoft.com/office/word/2023/wordml/word16du" xmlns:w16sdtdh="http://schemas.microsoft.com/office/word/2020/wordml/sdtdatahash" xmlns:w16sdtfl="http://schemas.microsoft.com/office/word/2024/wordml/sdtformatlock" xmlns:w16se="http://schemas.microsoft.com/office/word/2015/wordml/symex" xmlns:wpg="http://schemas.microsoft.com/office/word/2010/wordprocessingGroup" xmlns:wpi="http://schemas.microsoft.com/office/word/2010/wordprocessingInk" xmlns:wne="http://schemas.microsoft.com/office/word/2006/wordml" xmlns:wps="http://schemas.microsoft.com/office/word/2010/wordprocessingShape" mc:Ignorable="w14 w15 w16se w16cid w16 w16cex w16sdtdh w16sdtfl w16du wp14">
+<w:endnotes xmlns:wpc="http://schemas.microsoft.com/office/word/2010/wordprocessingCanvas" xmlns:cx="http://schemas.microsoft.com/office/drawing/2014/chartex" xmlns:cx1="http://schemas.microsoft.com/office/drawing/2015/9/8/chartex" xmlns:cx2="http://schemas.microsoft.com/office/drawing/2015/10/21/chartex" xmlns:cx3="http://schemas.microsoft.com/office/drawing/2016/5/9/chartex" xmlns:cx4="http://schemas.microsoft.com/office/drawing/2016/5/10/chartex" xmlns:cx5="http://schemas.microsoft.com/office/drawing/2016/5/11/chartex" xmlns:cx6="http://schemas.microsoft.com/office/drawing/2016/5/12/chartex" xmlns:cx7="http://schemas.microsoft.com/office/drawing/2016/5/13/chartex" xmlns:cx8="http://schemas.microsoft.com/office/drawing/2016/5/14/chartex" xmlns:mc="http://schemas.openxmlformats.org/markup-compatibility/2006" xmlns:aink="http://schemas.microsoft.com/office/drawing/2016/ink" xmlns:am3d="http://schemas.microsoft.com/office/drawing/2017/model3d" xmlns:o="urn:schemas-microsoft-com:office:office" xmlns:r="http://schemas.openxmlformats.org/officeDocument/2006/relationships" xmlns:m="http://schemas.openxmlformats.org/officeDocument/2006/math" xmlns:v="urn:schemas-microsoft-com:vml" xmlns:wp14="http://schemas.microsoft.com/office/word/2010/wordprocessingDrawing" xmlns:wp="http://schemas.openxmlformats.org/drawingml/2006/wordprocessingDrawing" xmlns:w10="urn:schemas-microsoft-com:office:word" xmlns:w="http://schemas.openxmlformats.org/wordprocessingml/2006/main" xmlns:w14="http://schemas.microsoft.com/office/word/2010/wordml" xmlns:w15="http://schemas.microsoft.com/office/word/2012/wordml" xmlns:w16cex="http://schemas.microsoft.com/office/word/2018/wordml/cex" xmlns:w16cid="http://schemas.microsoft.com/office/word/2016/wordml/cid" xmlns:w16="http://schemas.microsoft.com/office/word/2018/wordml" xmlns:w16sdtdh="http://schemas.microsoft.com/office/word/2020/wordml/sdtdatahash" xmlns:w16se="http://schemas.microsoft.com/office/word/2015/wordml/symex" xmlns:wpg="http://schemas.microsoft.com/office/word/2010/wordprocessingGroup" xmlns:wpi="http://schemas.microsoft.com/office/word/2010/wordprocessingInk" xmlns:wne="http://schemas.microsoft.com/office/word/2006/wordml" xmlns:wps="http://schemas.microsoft.com/office/word/2010/wordprocessingShape" mc:Ignorable="w14 w15 w16se w16cid w16 w16cex w16sdtdh wp14">
   <w:endnote w:type="separator" w:id="-1">
     <w:p>
       <w:pPr>
@@ -2435,7 +2032,7 @@
 </file>
 
 <file path=word/footer1.xml><?xml version="1.0" encoding="utf-8"?>
-<w:ftr xmlns:wpc="http://schemas.microsoft.com/office/word/2010/wordprocessingCanvas" xmlns:cx="http://schemas.microsoft.com/office/drawing/2014/chartex" xmlns:cx1="http://schemas.microsoft.com/office/drawing/2015/9/8/chartex" xmlns:cx2="http://schemas.microsoft.com/office/drawing/2015/10/21/chartex" xmlns:cx3="http://schemas.microsoft.com/office/drawing/2016/5/9/chartex" xmlns:cx4="http://schemas.microsoft.com/office/drawing/2016/5/10/chartex" xmlns:cx5="http://schemas.microsoft.com/office/drawing/2016/5/11/chartex" xmlns:cx6="http://schemas.microsoft.com/office/drawing/2016/5/12/chartex" xmlns:cx7="http://schemas.microsoft.com/office/drawing/2016/5/13/chartex" xmlns:cx8="http://schemas.microsoft.com/office/drawing/2016/5/14/chartex" xmlns:mc="http://schemas.openxmlformats.org/markup-compatibility/2006" xmlns:aink="http://schemas.microsoft.com/office/drawing/2016/ink" xmlns:am3d="http://schemas.microsoft.com/office/drawing/2017/model3d" xmlns:o="urn:schemas-microsoft-com:office:office" xmlns:oel="http://schemas.microsoft.com/office/2019/extlst" xmlns:r="http://schemas.openxmlformats.org/officeDocument/2006/relationships" xmlns:m="http://schemas.openxmlformats.org/officeDocument/2006/math" xmlns:v="urn:schemas-microsoft-com:vml" xmlns:wp14="http://schemas.microsoft.com/office/word/2010/wordprocessingDrawing" xmlns:wp="http://schemas.openxmlformats.org/drawingml/2006/wordprocessingDrawing" xmlns:w10="urn:schemas-microsoft-com:office:word" xmlns:w="http://schemas.openxmlformats.org/wordprocessingml/2006/main" xmlns:w14="http://schemas.microsoft.com/office/word/2010/wordml" xmlns:w15="http://schemas.microsoft.com/office/word/2012/wordml" xmlns:w16cex="http://schemas.microsoft.com/office/word/2018/wordml/cex" xmlns:w16cid="http://schemas.microsoft.com/office/word/2016/wordml/cid" xmlns:w16="http://schemas.microsoft.com/office/word/2018/wordml" xmlns:w16du="http://schemas.microsoft.com/office/word/2023/wordml/word16du" xmlns:w16sdtdh="http://schemas.microsoft.com/office/word/2020/wordml/sdtdatahash" xmlns:w16sdtfl="http://schemas.microsoft.com/office/word/2024/wordml/sdtformatlock" xmlns:w16se="http://schemas.microsoft.com/office/word/2015/wordml/symex" xmlns:wpg="http://schemas.microsoft.com/office/word/2010/wordprocessingGroup" xmlns:wpi="http://schemas.microsoft.com/office/word/2010/wordprocessingInk" xmlns:wne="http://schemas.microsoft.com/office/word/2006/wordml" xmlns:wps="http://schemas.microsoft.com/office/word/2010/wordprocessingShape" mc:Ignorable="w14 w15 w16se w16cid w16 w16cex w16sdtdh w16sdtfl w16du wp14">
+<w:ftr xmlns:wpc="http://schemas.microsoft.com/office/word/2010/wordprocessingCanvas" xmlns:cx="http://schemas.microsoft.com/office/drawing/2014/chartex" xmlns:cx1="http://schemas.microsoft.com/office/drawing/2015/9/8/chartex" xmlns:cx2="http://schemas.microsoft.com/office/drawing/2015/10/21/chartex" xmlns:cx3="http://schemas.microsoft.com/office/drawing/2016/5/9/chartex" xmlns:cx4="http://schemas.microsoft.com/office/drawing/2016/5/10/chartex" xmlns:cx5="http://schemas.microsoft.com/office/drawing/2016/5/11/chartex" xmlns:cx6="http://schemas.microsoft.com/office/drawing/2016/5/12/chartex" xmlns:cx7="http://schemas.microsoft.com/office/drawing/2016/5/13/chartex" xmlns:cx8="http://schemas.microsoft.com/office/drawing/2016/5/14/chartex" xmlns:mc="http://schemas.openxmlformats.org/markup-compatibility/2006" xmlns:aink="http://schemas.microsoft.com/office/drawing/2016/ink" xmlns:am3d="http://schemas.microsoft.com/office/drawing/2017/model3d" xmlns:o="urn:schemas-microsoft-com:office:office" xmlns:r="http://schemas.openxmlformats.org/officeDocument/2006/relationships" xmlns:m="http://schemas.openxmlformats.org/officeDocument/2006/math" xmlns:v="urn:schemas-microsoft-com:vml" xmlns:wp14="http://schemas.microsoft.com/office/word/2010/wordprocessingDrawing" xmlns:wp="http://schemas.openxmlformats.org/drawingml/2006/wordprocessingDrawing" xmlns:w10="urn:schemas-microsoft-com:office:word" xmlns:w="http://schemas.openxmlformats.org/wordprocessingml/2006/main" xmlns:w14="http://schemas.microsoft.com/office/word/2010/wordml" xmlns:w15="http://schemas.microsoft.com/office/word/2012/wordml" xmlns:w16cex="http://schemas.microsoft.com/office/word/2018/wordml/cex" xmlns:w16cid="http://schemas.microsoft.com/office/word/2016/wordml/cid" xmlns:w16="http://schemas.microsoft.com/office/word/2018/wordml" xmlns:w16sdtdh="http://schemas.microsoft.com/office/word/2020/wordml/sdtdatahash" xmlns:w16se="http://schemas.microsoft.com/office/word/2015/wordml/symex" xmlns:wpg="http://schemas.microsoft.com/office/word/2010/wordprocessingGroup" xmlns:wpi="http://schemas.microsoft.com/office/word/2010/wordprocessingInk" xmlns:wne="http://schemas.microsoft.com/office/word/2006/wordml" xmlns:wps="http://schemas.microsoft.com/office/word/2010/wordprocessingShape" mc:Ignorable="w14 w15 w16se w16cid w16 w16cex w16sdtdh wp14">
   <w:sdt>
     <w:sdtPr>
       <w:id w:val="1843201405"/>
@@ -2444,6 +2041,7 @@
         <w:docPartUnique/>
       </w:docPartObj>
     </w:sdtPr>
+    <w:sdtEndPr/>
     <w:sdtContent>
       <w:p>
         <w:pPr>
@@ -2480,7 +2078,7 @@
 </file>
 
 <file path=word/footnotes.xml><?xml version="1.0" encoding="utf-8"?>
-<w:footnotes xmlns:wpc="http://schemas.microsoft.com/office/word/2010/wordprocessingCanvas" xmlns:cx="http://schemas.microsoft.com/office/drawing/2014/chartex" xmlns:cx1="http://schemas.microsoft.com/office/drawing/2015/9/8/chartex" xmlns:cx2="http://schemas.microsoft.com/office/drawing/2015/10/21/chartex" xmlns:cx3="http://schemas.microsoft.com/office/drawing/2016/5/9/chartex" xmlns:cx4="http://schemas.microsoft.com/office/drawing/2016/5/10/chartex" xmlns:cx5="http://schemas.microsoft.com/office/drawing/2016/5/11/chartex" xmlns:cx6="http://schemas.microsoft.com/office/drawing/2016/5/12/chartex" xmlns:cx7="http://schemas.microsoft.com/office/drawing/2016/5/13/chartex" xmlns:cx8="http://schemas.microsoft.com/office/drawing/2016/5/14/chartex" xmlns:mc="http://schemas.openxmlformats.org/markup-compatibility/2006" xmlns:aink="http://schemas.microsoft.com/office/drawing/2016/ink" xmlns:am3d="http://schemas.microsoft.com/office/drawing/2017/model3d" xmlns:o="urn:schemas-microsoft-com:office:office" xmlns:oel="http://schemas.microsoft.com/office/2019/extlst" xmlns:r="http://schemas.openxmlformats.org/officeDocument/2006/relationships" xmlns:m="http://schemas.openxmlformats.org/officeDocument/2006/math" xmlns:v="urn:schemas-microsoft-com:vml" xmlns:wp14="http://schemas.microsoft.com/office/word/2010/wordprocessingDrawing" xmlns:wp="http://schemas.openxmlformats.org/drawingml/2006/wordprocessingDrawing" xmlns:w10="urn:schemas-microsoft-com:office:word" xmlns:w="http://schemas.openxmlformats.org/wordprocessingml/2006/main" xmlns:w14="http://schemas.microsoft.com/office/word/2010/wordml" xmlns:w15="http://schemas.microsoft.com/office/word/2012/wordml" xmlns:w16cex="http://schemas.microsoft.com/office/word/2018/wordml/cex" xmlns:w16cid="http://schemas.microsoft.com/office/word/2016/wordml/cid" xmlns:w16="http://schemas.microsoft.com/office/word/2018/wordml" xmlns:w16du="http://schemas.microsoft.com/office/word/2023/wordml/word16du" xmlns:w16sdtdh="http://schemas.microsoft.com/office/word/2020/wordml/sdtdatahash" xmlns:w16sdtfl="http://schemas.microsoft.com/office/word/2024/wordml/sdtformatlock" xmlns:w16se="http://schemas.microsoft.com/office/word/2015/wordml/symex" xmlns:wpg="http://schemas.microsoft.com/office/word/2010/wordprocessingGroup" xmlns:wpi="http://schemas.microsoft.com/office/word/2010/wordprocessingInk" xmlns:wne="http://schemas.microsoft.com/office/word/2006/wordml" xmlns:wps="http://schemas.microsoft.com/office/word/2010/wordprocessingShape" mc:Ignorable="w14 w15 w16se w16cid w16 w16cex w16sdtdh w16sdtfl w16du wp14">
+<w:footnotes xmlns:wpc="http://schemas.microsoft.com/office/word/2010/wordprocessingCanvas" xmlns:cx="http://schemas.microsoft.com/office/drawing/2014/chartex" xmlns:cx1="http://schemas.microsoft.com/office/drawing/2015/9/8/chartex" xmlns:cx2="http://schemas.microsoft.com/office/drawing/2015/10/21/chartex" xmlns:cx3="http://schemas.microsoft.com/office/drawing/2016/5/9/chartex" xmlns:cx4="http://schemas.microsoft.com/office/drawing/2016/5/10/chartex" xmlns:cx5="http://schemas.microsoft.com/office/drawing/2016/5/11/chartex" xmlns:cx6="http://schemas.microsoft.com/office/drawing/2016/5/12/chartex" xmlns:cx7="http://schemas.microsoft.com/office/drawing/2016/5/13/chartex" xmlns:cx8="http://schemas.microsoft.com/office/drawing/2016/5/14/chartex" xmlns:mc="http://schemas.openxmlformats.org/markup-compatibility/2006" xmlns:aink="http://schemas.microsoft.com/office/drawing/2016/ink" xmlns:am3d="http://schemas.microsoft.com/office/drawing/2017/model3d" xmlns:o="urn:schemas-microsoft-com:office:office" xmlns:r="http://schemas.openxmlformats.org/officeDocument/2006/relationships" xmlns:m="http://schemas.openxmlformats.org/officeDocument/2006/math" xmlns:v="urn:schemas-microsoft-com:vml" xmlns:wp14="http://schemas.microsoft.com/office/word/2010/wordprocessingDrawing" xmlns:wp="http://schemas.openxmlformats.org/drawingml/2006/wordprocessingDrawing" xmlns:w10="urn:schemas-microsoft-com:office:word" xmlns:w="http://schemas.openxmlformats.org/wordprocessingml/2006/main" xmlns:w14="http://schemas.microsoft.com/office/word/2010/wordml" xmlns:w15="http://schemas.microsoft.com/office/word/2012/wordml" xmlns:w16cex="http://schemas.microsoft.com/office/word/2018/wordml/cex" xmlns:w16cid="http://schemas.microsoft.com/office/word/2016/wordml/cid" xmlns:w16="http://schemas.microsoft.com/office/word/2018/wordml" xmlns:w16sdtdh="http://schemas.microsoft.com/office/word/2020/wordml/sdtdatahash" xmlns:w16se="http://schemas.microsoft.com/office/word/2015/wordml/symex" xmlns:wpg="http://schemas.microsoft.com/office/word/2010/wordprocessingGroup" xmlns:wpi="http://schemas.microsoft.com/office/word/2010/wordprocessingInk" xmlns:wne="http://schemas.microsoft.com/office/word/2006/wordml" xmlns:wps="http://schemas.microsoft.com/office/word/2010/wordprocessingShape" mc:Ignorable="w14 w15 w16se w16cid w16 w16cex w16sdtdh wp14">
   <w:footnote w:type="separator" w:id="-1">
     <w:p>
       <w:pPr>
@@ -2499,13 +2097,53 @@
       <w:r>
         <w:continuationSeparator/>
       </w:r>
+    </w:p>
+  </w:footnote>
+  <w:footnote w:id="1">
+    <w:p>
+      <w:pPr>
+        <w:pStyle w:val="af4"/>
+        <w:rPr>
+          <w:rFonts w:ascii="Times New Roman" w:hAnsi="Times New Roman" w:cs="Times New Roman"/>
+          <w:sz w:val="20"/>
+          <w:szCs w:val="20"/>
+        </w:rPr>
+      </w:pPr>
+      <w:r>
+        <w:rPr>
+          <w:rStyle w:val="af5"/>
+          <w:rFonts w:ascii="Times New Roman" w:hAnsi="Times New Roman" w:cs="Times New Roman"/>
+          <w:sz w:val="20"/>
+          <w:szCs w:val="20"/>
+        </w:rPr>
+        <w:footnoteRef/>
+      </w:r>
+      <w:r>
+        <w:rPr>
+          <w:rFonts w:ascii="Times New Roman" w:hAnsi="Times New Roman" w:cs="Times New Roman"/>
+          <w:sz w:val="20"/>
+          <w:szCs w:val="20"/>
+        </w:rPr>
+        <w:t xml:space="preserve"> </w:t>
+      </w:r>
+      <w:hyperlink r:id="rId1" w:history="1">
+        <w:r>
+          <w:rPr>
+            <w:rStyle w:val="ac"/>
+            <w:rFonts w:ascii="Times New Roman" w:hAnsi="Times New Roman" w:cs="Times New Roman"/>
+            <w:sz w:val="20"/>
+            <w:szCs w:val="20"/>
+          </w:rPr>
+          <w:t>https://github.com/Warthog8602/Proposing-the-Humanities-AI-literacy-framework</w:t>
+        </w:r>
+      </w:hyperlink>
     </w:p>
   </w:footnote>
 </w:footnotes>
 </file>
 
 <file path=word/numbering.xml><?xml version="1.0" encoding="utf-8"?>
-<w:numbering xmlns:wpc="http://schemas.microsoft.com/office/word/2010/wordprocessingCanvas" xmlns:cx="http://schemas.microsoft.com/office/drawing/2014/chartex" xmlns:cx1="http://schemas.microsoft.com/office/drawing/2015/9/8/chartex" xmlns:cx2="http://schemas.microsoft.com/office/drawing/2015/10/21/chartex" xmlns:cx3="http://schemas.microsoft.com/office/drawing/2016/5/9/chartex" xmlns:cx4="http://schemas.microsoft.com/office/drawing/2016/5/10/chartex" xmlns:cx5="http://schemas.microsoft.com/office/drawing/2016/5/11/chartex" xmlns:cx6="http://schemas.microsoft.com/office/drawing/2016/5/12/chartex" xmlns:cx7="http://schemas.microsoft.com/office/drawing/2016/5/13/chartex" xmlns:cx8="http://schemas.microsoft.com/office/drawing/2016/5/14/chartex" xmlns:mc="http://schemas.openxmlformats.org/markup-compatibility/2006" xmlns:aink="http://schemas.microsoft.com/office/drawing/2016/ink" xmlns:am3d="http://schemas.microsoft.com/office/drawing/2017/model3d" xmlns:o="urn:schemas-microsoft-com:office:office" xmlns:oel="http://schemas.microsoft.com/office/2019/extlst" xmlns:r="http://schemas.openxmlformats.org/officeDocument/2006/relationships" xmlns:m="http://schemas.openxmlformats.org/officeDocument/2006/math" xmlns:v="urn:schemas-microsoft-com:vml" xmlns:wp14="http://schemas.microsoft.com/office/word/2010/wordprocessingDrawing" xmlns:wp="http://schemas.openxmlformats.org/drawingml/2006/wordprocessingDrawing" xmlns:w10="urn:schemas-microsoft-com:office:word" xmlns:w="http://schemas.openxmlformats.org/wordprocessingml/2006/main" xmlns:w14="http://schemas.microsoft.com/office/word/2010/wordml" xmlns:w15="http://schemas.microsoft.com/office/word/2012/wordml" xmlns:w16cex="http://schemas.microsoft.com/office/word/2018/wordml/cex" xmlns:w16cid="http://schemas.microsoft.com/office/word/2016/wordml/cid" xmlns:w16="http://schemas.microsoft.com/office/word/2018/wordml" xmlns:w16du="http://schemas.microsoft.com/office/word/2023/wordml/word16du" xmlns:w16sdtdh="http://schemas.microsoft.com/office/word/2020/wordml/sdtdatahash" xmlns:w16sdtfl="http://schemas.microsoft.com/office/word/2024/wordml/sdtformatlock" xmlns:w16se="http://schemas.microsoft.com/office/word/2015/wordml/symex" xmlns:wpg="http://schemas.microsoft.com/office/word/2010/wordprocessingGroup" xmlns:wpi="http://schemas.microsoft.com/office/word/2010/wordprocessingInk" xmlns:wne="http://schemas.microsoft.com/office/word/2006/wordml" xmlns:wps="http://schemas.microsoft.com/office/word/2010/wordprocessingShape" mc:Ignorable="w14 w15 w16se w16cid w16 w16cex w16sdtdh w16sdtfl w16du wp14">
+<w:numbering xmlns:wpc="http://schemas.microsoft.com/office/word/2010/wordprocessingCanvas" xmlns:cx="http://schemas.microsoft.com/office/drawing/2014/chartex" xmlns:cx1="http://schemas.microsoft.com/office/drawing/2015/9/8/chartex" xmlns:cx2="http://schemas.microsoft.com/office/drawing/2015/10/21/chartex" xmlns:cx3="http://schemas.microsoft.com/office/drawing/2016/5/9/chartex" xmlns:cx4="http://schemas.microsoft.com/office/drawing/2016/5/10/chartex" xmlns:cx5="http://schemas.microsoft.com/office/drawing/2016/5/11/chartex" xmlns:cx6="http://schemas.microsoft.com/office/drawing/2016/5/12/chartex" xmlns:cx7="http://schemas.microsoft.com/office/drawing/2016/5/13/chartex" xmlns:cx8="http://schemas.microsoft.com/office/drawing/2016/5/14/chartex" xmlns:mc="http://schemas.openxmlformats.org/markup-compatibility/2006" xmlns:aink="http://schemas.microsoft.com/office/drawing/2016/ink" xmlns:am3d="http://schemas.microsoft.com/office/drawing/2017/model3d" xmlns:o="urn:schemas-microsoft-com:office:office" xmlns:r="http://schemas.openxmlformats.org/officeDocument/2006/relationships" xmlns:m="http://schemas.openxmlformats.org/officeDocument/2006/math" xmlns:v="urn:schemas-microsoft-com:vml" xmlns:wp14="http://schemas.microsoft.com/office/word/2010/wordprocessingDrawing" xmlns:wp="http://schemas.openxmlformats.org/drawingml/2006/wordprocessingDrawing" xmlns:w10="urn:schemas-microsoft-com:office:word" xmlns:w="http://schemas.openxmlformats.org/wordprocessingml/2006/main" xmlns:w14="http://schemas.microsoft.com/office/word/2010/wordml" xmlns:w15="http://schemas.microsoft.com/office/word/2012/wordml" xmlns:w16cex="http://schemas.microsoft.com/office/word/2018/wordml/cex" xmlns:w16cid="http://schemas.microsoft.com/office/word/2016/wordml/cid" xmlns:w16="http://schemas.microsoft.com/office/word/2018/wordml" xmlns:w16sdtdh="http://schemas.microsoft.com/office/word/2020/wordml/sdtdatahash" xmlns:w16se="http://schemas.microsoft.com/office/word/2015/wordml/symex" xmlns:wpg="http://schemas.microsoft.com/office/word/2010/wordprocessingGroup" xmlns:wpi="http://schemas.microsoft.com/office/word/2010/wordprocessingInk" xmlns:wne="http://schemas.microsoft.com/office/word/2006/wordml" xmlns:wps="http://schemas.microsoft.com/office/word/2010/wordprocessingShape" mc:Ignorable="w14 w15 w16se w16cid w16 w16cex w16sdtdh wp14">
   <w:abstractNum w:abstractNumId="0" w15:restartNumberingAfterBreak="0">
     <w:nsid w:val="17652448"/>
     <w:multiLevelType w:val="multilevel"/>
@@ -3466,28 +3104,28 @@
       </w:rPr>
     </w:lvl>
   </w:abstractNum>
-  <w:num w:numId="1" w16cid:durableId="277493157">
+  <w:num w:numId="1">
     <w:abstractNumId w:val="1"/>
   </w:num>
-  <w:num w:numId="2" w16cid:durableId="1758557385">
+  <w:num w:numId="2">
     <w:abstractNumId w:val="2"/>
   </w:num>
-  <w:num w:numId="3" w16cid:durableId="671371530">
+  <w:num w:numId="3">
     <w:abstractNumId w:val="6"/>
   </w:num>
-  <w:num w:numId="4" w16cid:durableId="58870130">
+  <w:num w:numId="4">
     <w:abstractNumId w:val="0"/>
   </w:num>
-  <w:num w:numId="5" w16cid:durableId="312831354">
+  <w:num w:numId="5">
     <w:abstractNumId w:val="5"/>
   </w:num>
-  <w:num w:numId="6" w16cid:durableId="1236236058">
+  <w:num w:numId="6">
     <w:abstractNumId w:val="4"/>
   </w:num>
-  <w:num w:numId="7" w16cid:durableId="1561287620">
+  <w:num w:numId="7">
     <w:abstractNumId w:val="3"/>
   </w:num>
-  <w:num w:numId="8" w16cid:durableId="1452163136">
+  <w:num w:numId="8">
     <w:abstractNumId w:val="3"/>
     <w:lvlOverride w:ilvl="0">
       <w:startOverride w:val="1"/>
@@ -3521,7 +3159,7 @@
 </file>
 
 <file path=word/styles.xml><?xml version="1.0" encoding="utf-8"?>
-<w:styles xmlns:mc="http://schemas.openxmlformats.org/markup-compatibility/2006" xmlns:r="http://schemas.openxmlformats.org/officeDocument/2006/relationships" xmlns:w="http://schemas.openxmlformats.org/wordprocessingml/2006/main" xmlns:w14="http://schemas.microsoft.com/office/word/2010/wordml" xmlns:w15="http://schemas.microsoft.com/office/word/2012/wordml" xmlns:w16cex="http://schemas.microsoft.com/office/word/2018/wordml/cex" xmlns:w16cid="http://schemas.microsoft.com/office/word/2016/wordml/cid" xmlns:w16="http://schemas.microsoft.com/office/word/2018/wordml" xmlns:w16du="http://schemas.microsoft.com/office/word/2023/wordml/word16du" xmlns:w16sdtdh="http://schemas.microsoft.com/office/word/2020/wordml/sdtdatahash" xmlns:w16sdtfl="http://schemas.microsoft.com/office/word/2024/wordml/sdtformatlock" xmlns:w16se="http://schemas.microsoft.com/office/word/2015/wordml/symex" mc:Ignorable="w14 w15 w16se w16cid w16 w16cex w16sdtdh w16sdtfl w16du">
+<w:styles xmlns:mc="http://schemas.openxmlformats.org/markup-compatibility/2006" xmlns:r="http://schemas.openxmlformats.org/officeDocument/2006/relationships" xmlns:w="http://schemas.openxmlformats.org/wordprocessingml/2006/main" xmlns:w14="http://schemas.microsoft.com/office/word/2010/wordml" xmlns:w15="http://schemas.microsoft.com/office/word/2012/wordml" xmlns:w16cex="http://schemas.microsoft.com/office/word/2018/wordml/cex" xmlns:w16cid="http://schemas.microsoft.com/office/word/2016/wordml/cid" xmlns:w16="http://schemas.microsoft.com/office/word/2018/wordml" xmlns:w16sdtdh="http://schemas.microsoft.com/office/word/2020/wordml/sdtdatahash" xmlns:w16se="http://schemas.microsoft.com/office/word/2015/wordml/symex" mc:Ignorable="w14 w15 w16se w16cid w16 w16cex w16sdtdh">
   <w:docDefaults>
     <w:rPrDefault>
       <w:rPr>
@@ -4115,6 +3753,7 @@
   <w:style w:type="character" w:default="1" w:styleId="a0">
     <w:name w:val="Default Paragraph Font"/>
     <w:uiPriority w:val="1"/>
+    <w:semiHidden/>
     <w:unhideWhenUsed/>
   </w:style>
   <w:style w:type="table" w:default="1" w:styleId="a1">
@@ -4781,6 +4420,37 @@
       <w:kern w:val="0"/>
       <w:szCs w:val="22"/>
       <w14:ligatures w14:val="none"/>
+    </w:rPr>
+  </w:style>
+  <w:style w:type="paragraph" w:styleId="af4">
+    <w:name w:val="footnote text"/>
+    <w:basedOn w:val="a"/>
+    <w:link w:val="Chara"/>
+    <w:uiPriority w:val="99"/>
+    <w:semiHidden/>
+    <w:unhideWhenUsed/>
+    <w:rsid w:val="00E325EE"/>
+    <w:pPr>
+      <w:snapToGrid w:val="0"/>
+    </w:pPr>
+  </w:style>
+  <w:style w:type="character" w:customStyle="1" w:styleId="Chara">
+    <w:name w:val="각주 텍스트 Char"/>
+    <w:basedOn w:val="a0"/>
+    <w:link w:val="af4"/>
+    <w:uiPriority w:val="99"/>
+    <w:semiHidden/>
+    <w:rsid w:val="00E325EE"/>
+  </w:style>
+  <w:style w:type="character" w:styleId="af5">
+    <w:name w:val="footnote reference"/>
+    <w:basedOn w:val="a0"/>
+    <w:uiPriority w:val="99"/>
+    <w:semiHidden/>
+    <w:unhideWhenUsed/>
+    <w:rsid w:val="00E325EE"/>
+    <w:rPr>
+      <w:vertAlign w:val="superscript"/>
     </w:rPr>
   </w:style>
 </w:styles>
@@ -5079,4 +4749,16 @@
     </a:ext>
   </a:extLst>
 </a:theme>
+</file>
+
+<file path=customXml/item1.xml><?xml version="1.0" encoding="utf-8"?>
+<b:Sources xmlns:b="http://schemas.openxmlformats.org/officeDocument/2006/bibliography" xmlns="http://schemas.openxmlformats.org/officeDocument/2006/bibliography" SelectedStyle="\APASixthEditionOfficeOnline.xsl" StyleName="APA" Version="6"/>
+</file>
+
+<file path=customXml/itemProps1.xml><?xml version="1.0" encoding="utf-8"?>
+<ds:datastoreItem xmlns:ds="http://schemas.openxmlformats.org/officeDocument/2006/customXml" ds:itemID="{919C1021-DBAE-4107-A250-80E850AA3A77}">
+  <ds:schemaRefs>
+    <ds:schemaRef ds:uri="http://schemas.openxmlformats.org/officeDocument/2006/bibliography"/>
+  </ds:schemaRefs>
+</ds:datastoreItem>
 </file>